--- a/en/scientists/CV/Word/Bayramov_Ismikhan_CV_EN.docx
+++ b/en/scientists/CV/Word/Bayramov_Ismikhan_CV_EN.docx
@@ -625,7 +625,7 @@
           <w:sz w:val="21"/>
           <w:szCs w:val="21"/>
         </w:rPr>
-        <w:t>Ismihan Bayramoglu is a professor at Izmir University of Economics, where he has worked since 2001. He was dean of the Faculty of Arts and Sciences from 2001 to 2022 and chair of the Department of Mathematics from 2001 to 2015. He received a PhD from Kiev State University in 1988. The dissertation is on invariant confidence intervals and statistical criteria based on training samples. The CV lists a master’s degree and a BSc in applied mathematics from Azerbaijan State University in 1981. From 1993 to 2001 he was a professor in the Department of Statistics at Ankara University. Publications also use the spelling Bairamov.</w:t>
+        <w:t>Ismihan Bayramoglu is a professor at Izmir University of Economics, where he has worked since 2001. He was dean of the Faculty of Arts and Sciences from 2001 to 2022 and chair of the Department of Mathematics from 2001 to 2015. He received a PhD from Kiev State University in 1988. The dissertation is on invariant confidence intervals and statistical criteria based on training samples. Holds a master’s degree and a BSc in applied mathematics from Azerbaijan State University (1981). From 1993 to 2001 he was a professor in the Department of Statistics at Ankara University. Publications also use the spelling Bairamov.</w:t>
       </w:r>
     </w:p>
     <w:p>
@@ -992,7 +992,7 @@
                 <w:sz w:val="21"/>
                 <w:szCs w:val="21"/>
               </w:rPr>
-              <w:t>Applied mathematics. The CV gives both labels for 1981</w:t>
+              <w:t>Applied mathematics. Both master’s and BSc labels are recorded for 1981.</w:t>
             </w:r>
           </w:p>
         </w:tc>
@@ -2109,7 +2109,123 @@
           <w:sz w:val="21"/>
           <w:szCs w:val="21"/>
         </w:rPr>
-        <w:t xml:space="preserve">2. </w:t>
+        <w:t>2. BAYRAMOGLU, I. and STEPANOV, A. (2024) Asymptotic properties of th spacings based on records. Statistics and Probability Letters. 208, 110052, P. 1-10. EREM, A. AND I.BAYRAMOGLU, I. (2023) A consistent statistical test based on bivariate random samples. Hacettepe Journal Of Mathematics &amp; Statistics, Vol. 52, Issue 1, 209 – 228.</w:t>
+      </w:r>
+      <w:r>
+        <w:rPr>
+          <w:rFonts w:ascii="Times New Roman" w:cs="Times New Roman" w:eastAsia="Times New Roman" w:hAnsi="Times New Roman"/>
+          <w:b/>
+          <w:bCs/>
+          <w:sz w:val="21"/>
+          <w:szCs w:val="21"/>
+        </w:rPr>
+      </w:r>
+      <w:r>
+        <w:rPr>
+          <w:rFonts w:ascii="Times New Roman" w:cs="Times New Roman" w:eastAsia="Times New Roman" w:hAnsi="Times New Roman"/>
+          <w:sz w:val="21"/>
+          <w:szCs w:val="21"/>
+        </w:rPr>
+      </w:r>
+      <w:r>
+        <w:rPr>
+          <w:rFonts w:ascii="Times New Roman" w:cs="Times New Roman" w:eastAsia="Times New Roman" w:hAnsi="Times New Roman"/>
+          <w:b/>
+          <w:bCs/>
+          <w:sz w:val="21"/>
+          <w:szCs w:val="21"/>
+        </w:rPr>
+      </w:r>
+      <w:r>
+        <w:rPr>
+          <w:rFonts w:ascii="Times New Roman" w:cs="Times New Roman" w:eastAsia="Times New Roman" w:hAnsi="Times New Roman"/>
+          <w:sz w:val="21"/>
+          <w:szCs w:val="21"/>
+        </w:rPr>
+      </w:r>
+    </w:p>
+    <w:p>
+      <w:pPr>
+        <w:spacing w:after="80"/>
+      </w:pPr>
+      <w:r>
+        <w:rPr>
+          <w:rFonts w:ascii="Times New Roman" w:cs="Times New Roman" w:eastAsia="Times New Roman" w:hAnsi="Times New Roman"/>
+          <w:sz w:val="21"/>
+          <w:szCs w:val="21"/>
+        </w:rPr>
+        <w:t>3. BAYRAMOGLU. I. (2022) A note on fıbonaccı sequences of random varıables. Statıstıca, Vol. 82, No. 1, 1-12, ISBN: 1973-2201.</w:t>
+      </w:r>
+    </w:p>
+    <w:p>
+      <w:pPr>
+        <w:spacing w:after="80"/>
+      </w:pPr>
+      <w:r>
+        <w:rPr>
+          <w:rFonts w:ascii="Times New Roman" w:cs="Times New Roman" w:eastAsia="Times New Roman" w:hAnsi="Times New Roman"/>
+          <w:sz w:val="21"/>
+          <w:szCs w:val="21"/>
+        </w:rPr>
+        <w:t>4. BAYRAMOGLU, I. And ÖZKUT, C.M. (2022) Recent Developments About Marshall-Olkin Bivariate Distribution. Journal Of Statistical Theory And Practice, Vol. 16, No. 1, 1-14, ISBN: 1559-8608.</w:t>
+      </w:r>
+      <w:r>
+        <w:rPr>
+          <w:rFonts w:ascii="Times New Roman" w:cs="Times New Roman" w:eastAsia="Times New Roman" w:hAnsi="Times New Roman"/>
+          <w:b/>
+          <w:bCs/>
+          <w:sz w:val="21"/>
+          <w:szCs w:val="21"/>
+        </w:rPr>
+      </w:r>
+      <w:r>
+        <w:rPr>
+          <w:rFonts w:ascii="Times New Roman" w:cs="Times New Roman" w:eastAsia="Times New Roman" w:hAnsi="Times New Roman"/>
+          <w:sz w:val="21"/>
+          <w:szCs w:val="21"/>
+        </w:rPr>
+      </w:r>
+    </w:p>
+    <w:p>
+      <w:pPr>
+        <w:spacing w:after="80"/>
+      </w:pPr>
+      <w:r>
+        <w:rPr>
+          <w:rFonts w:ascii="Times New Roman" w:cs="Times New Roman" w:eastAsia="Times New Roman" w:hAnsi="Times New Roman"/>
+          <w:sz w:val="21"/>
+          <w:szCs w:val="21"/>
+        </w:rPr>
+        <w:t>5. BAYRAMOGLU, I. (2022) Fuzzy improved distribution function and order statistics. Journal Of Computational And Applied Mathematics, Vol. 411, 1-12.</w:t>
+      </w:r>
+      <w:r>
+        <w:rPr>
+          <w:rFonts w:ascii="Times New Roman" w:cs="Times New Roman" w:eastAsia="Times New Roman" w:hAnsi="Times New Roman"/>
+          <w:b/>
+          <w:bCs/>
+          <w:sz w:val="21"/>
+          <w:szCs w:val="21"/>
+        </w:rPr>
+      </w:r>
+      <w:r>
+        <w:rPr>
+          <w:rFonts w:ascii="Times New Roman" w:cs="Times New Roman" w:eastAsia="Times New Roman" w:hAnsi="Times New Roman"/>
+          <w:sz w:val="21"/>
+          <w:szCs w:val="21"/>
+        </w:rPr>
+      </w:r>
+    </w:p>
+    <w:p>
+      <w:pPr>
+        <w:spacing w:after="80"/>
+      </w:pPr>
+      <w:r>
+        <w:rPr>
+          <w:rFonts w:ascii="Times New Roman" w:cs="Times New Roman" w:eastAsia="Times New Roman" w:hAnsi="Times New Roman"/>
+          <w:sz w:val="21"/>
+          <w:szCs w:val="21"/>
+        </w:rPr>
+        <w:t xml:space="preserve">6. </w:t>
       </w:r>
       <w:r>
         <w:rPr>
@@ -2127,7 +2243,49 @@
           <w:sz w:val="21"/>
           <w:szCs w:val="21"/>
         </w:rPr>
-        <w:t xml:space="preserve"> and STEPANOV, A. (2024) Asymptotic properties of th spacings based on records. Statistics and Probability Letters. 208, 110052, P. 1-10. EREM, A. AND I.</w:t>
+        <w:t xml:space="preserve"> and GEBİZLİOGLU, O.L. (2021) A max–min model of random variables in bivariate random Sequences. Journal of Computational and Applied Mathematics. 388, 113304.</w:t>
+      </w:r>
+    </w:p>
+    <w:p>
+      <w:pPr>
+        <w:spacing w:after="80"/>
+      </w:pPr>
+      <w:r>
+        <w:rPr>
+          <w:rFonts w:ascii="Times New Roman" w:cs="Times New Roman" w:eastAsia="Times New Roman" w:hAnsi="Times New Roman"/>
+          <w:sz w:val="21"/>
+          <w:szCs w:val="21"/>
+        </w:rPr>
+        <w:t>7. BAYRAMOGLU. I. (2021) Bivariate and multivariate distributions with bimodal marginals. Communications In Statistics-Theory And Methods, Vol. 49, No. 2, 361-384, ISBN: 0361-0926. TAVANGAR M. and BAYRAMOGLU, I. (2020) On some models of ordered random variables and characterizations of distributions. Mathematical Methodso of Statistics, Volume 29, pages149–158.</w:t>
+      </w:r>
+      <w:r>
+        <w:rPr>
+          <w:rFonts w:ascii="Times New Roman" w:cs="Times New Roman" w:eastAsia="Times New Roman" w:hAnsi="Times New Roman"/>
+          <w:b/>
+          <w:bCs/>
+          <w:sz w:val="21"/>
+          <w:szCs w:val="21"/>
+        </w:rPr>
+      </w:r>
+      <w:r>
+        <w:rPr>
+          <w:rFonts w:ascii="Times New Roman" w:cs="Times New Roman" w:eastAsia="Times New Roman" w:hAnsi="Times New Roman"/>
+          <w:sz w:val="21"/>
+          <w:szCs w:val="21"/>
+        </w:rPr>
+      </w:r>
+    </w:p>
+    <w:p>
+      <w:pPr>
+        <w:spacing w:after="80"/>
+      </w:pPr>
+      <w:r>
+        <w:rPr>
+          <w:rFonts w:ascii="Times New Roman" w:cs="Times New Roman" w:eastAsia="Times New Roman" w:hAnsi="Times New Roman"/>
+          <w:sz w:val="21"/>
+          <w:szCs w:val="21"/>
+        </w:rPr>
+        <w:t xml:space="preserve">8. </w:t>
       </w:r>
       <w:r>
         <w:rPr>
@@ -2145,33 +2303,20 @@
           <w:sz w:val="21"/>
           <w:szCs w:val="21"/>
         </w:rPr>
-        <w:t xml:space="preserve"> (2023) A consistent statistical test based on bivariate random samples. Hacettepe Journal Of Mathematics &amp; Statistics , Vol. 52, Issue 1, 209 – 228.</w:t>
-      </w:r>
-    </w:p>
-    <w:p>
-      <w:pPr>
-        <w:spacing w:after="80"/>
-      </w:pPr>
-      <w:r>
-        <w:rPr>
-          <w:rFonts w:ascii="Times New Roman" w:cs="Times New Roman" w:eastAsia="Times New Roman" w:hAnsi="Times New Roman"/>
-          <w:sz w:val="21"/>
-          <w:szCs w:val="21"/>
-        </w:rPr>
-        <w:t>3. BAYRAMOGLU. I. (2022) A note on fıbonaccı sequences of random varıables. Statıstıca , Vol. 82, No. 1, 1-12, ISBN: 1973-2201.</w:t>
-      </w:r>
-    </w:p>
-    <w:p>
-      <w:pPr>
-        <w:spacing w:after="80"/>
-      </w:pPr>
-      <w:r>
-        <w:rPr>
-          <w:rFonts w:ascii="Times New Roman" w:cs="Times New Roman" w:eastAsia="Times New Roman" w:hAnsi="Times New Roman"/>
-          <w:sz w:val="21"/>
-          <w:szCs w:val="21"/>
-        </w:rPr>
-        <w:t xml:space="preserve">4. </w:t>
+        <w:t xml:space="preserve"> (2020) Joint distribution of a random sample and an order statistic: A new approach with an application in reliability analysis. Reliability Engineering and System Safety. 193 (2020) 106594</w:t>
+      </w:r>
+    </w:p>
+    <w:p>
+      <w:pPr>
+        <w:spacing w:after="80"/>
+      </w:pPr>
+      <w:r>
+        <w:rPr>
+          <w:rFonts w:ascii="Times New Roman" w:cs="Times New Roman" w:eastAsia="Times New Roman" w:hAnsi="Times New Roman"/>
+          <w:sz w:val="21"/>
+          <w:szCs w:val="21"/>
+        </w:rPr>
+        <w:t xml:space="preserve">9. </w:t>
       </w:r>
       <w:r>
         <w:rPr>
@@ -2189,20 +2334,7 @@
           <w:sz w:val="21"/>
           <w:szCs w:val="21"/>
         </w:rPr>
-        <w:t xml:space="preserve"> And ÖZKUT, C.M. (2022) Recent Developments About Marshall-Olkin Bivariate Distribution. Journal Of Statistical Theory And Practice , Vol. 16, No. 1, 1-14, ISBN: 1559-8608.</w:t>
-      </w:r>
-    </w:p>
-    <w:p>
-      <w:pPr>
-        <w:spacing w:after="80"/>
-      </w:pPr>
-      <w:r>
-        <w:rPr>
-          <w:rFonts w:ascii="Times New Roman" w:cs="Times New Roman" w:eastAsia="Times New Roman" w:hAnsi="Times New Roman"/>
-          <w:sz w:val="21"/>
-          <w:szCs w:val="21"/>
-        </w:rPr>
-        <w:t xml:space="preserve">5. </w:t>
+        <w:t xml:space="preserve"> (2020) Bivariate and Multivariate distributions with bimodal marginals. Communications in Statistics-Theory and Methods. Vol. 49, Issue 2, 361-384. KEMALBAY, G. and </w:t>
       </w:r>
       <w:r>
         <w:rPr>
@@ -2220,148 +2352,6 @@
           <w:sz w:val="21"/>
           <w:szCs w:val="21"/>
         </w:rPr>
-        <w:t xml:space="preserve"> (2022) Fuzzy improved distribution function and order statistics. Journal Of Computational And Applied Mathematics , Vol. 411, 1-12.</w:t>
-      </w:r>
-    </w:p>
-    <w:p>
-      <w:pPr>
-        <w:spacing w:after="80"/>
-      </w:pPr>
-      <w:r>
-        <w:rPr>
-          <w:rFonts w:ascii="Times New Roman" w:cs="Times New Roman" w:eastAsia="Times New Roman" w:hAnsi="Times New Roman"/>
-          <w:sz w:val="21"/>
-          <w:szCs w:val="21"/>
-        </w:rPr>
-        <w:t xml:space="preserve">6. </w:t>
-      </w:r>
-      <w:r>
-        <w:rPr>
-          <w:rFonts w:ascii="Times New Roman" w:cs="Times New Roman" w:eastAsia="Times New Roman" w:hAnsi="Times New Roman"/>
-          <w:b/>
-          <w:bCs/>
-          <w:sz w:val="21"/>
-          <w:szCs w:val="21"/>
-        </w:rPr>
-        <w:t>BAYRAMOGLU, I.</w:t>
-      </w:r>
-      <w:r>
-        <w:rPr>
-          <w:rFonts w:ascii="Times New Roman" w:cs="Times New Roman" w:eastAsia="Times New Roman" w:hAnsi="Times New Roman"/>
-          <w:sz w:val="21"/>
-          <w:szCs w:val="21"/>
-        </w:rPr>
-        <w:t xml:space="preserve"> and GEBİZLİOGLU, O.L. (2021) A max–min model of random variables in bivariate random Sequences. Journal of Computational and Applied Mathematics. 388, 113304.</w:t>
-      </w:r>
-    </w:p>
-    <w:p>
-      <w:pPr>
-        <w:spacing w:after="80"/>
-      </w:pPr>
-      <w:r>
-        <w:rPr>
-          <w:rFonts w:ascii="Times New Roman" w:cs="Times New Roman" w:eastAsia="Times New Roman" w:hAnsi="Times New Roman"/>
-          <w:sz w:val="21"/>
-          <w:szCs w:val="21"/>
-        </w:rPr>
-        <w:t xml:space="preserve">7. BAYRAMOGLU. I. (2021) Bivariate and multivariate distributions with bimodal marginals. Communications In Statistics-Theory And Methods , Vol. 49, No. 2, 361-384, ISBN: 0361-0926. TAVANGAR M. and </w:t>
-      </w:r>
-      <w:r>
-        <w:rPr>
-          <w:rFonts w:ascii="Times New Roman" w:cs="Times New Roman" w:eastAsia="Times New Roman" w:hAnsi="Times New Roman"/>
-          <w:b/>
-          <w:bCs/>
-          <w:sz w:val="21"/>
-          <w:szCs w:val="21"/>
-        </w:rPr>
-        <w:t>BAYRAMOGLU, I.</w:t>
-      </w:r>
-      <w:r>
-        <w:rPr>
-          <w:rFonts w:ascii="Times New Roman" w:cs="Times New Roman" w:eastAsia="Times New Roman" w:hAnsi="Times New Roman"/>
-          <w:sz w:val="21"/>
-          <w:szCs w:val="21"/>
-        </w:rPr>
-        <w:t xml:space="preserve"> (2020) On some models of ordered random variables and characterizations of distributions. Mathematical Methodso of Statistics , Volume 29, pages149–158.</w:t>
-      </w:r>
-    </w:p>
-    <w:p>
-      <w:pPr>
-        <w:spacing w:after="80"/>
-      </w:pPr>
-      <w:r>
-        <w:rPr>
-          <w:rFonts w:ascii="Times New Roman" w:cs="Times New Roman" w:eastAsia="Times New Roman" w:hAnsi="Times New Roman"/>
-          <w:sz w:val="21"/>
-          <w:szCs w:val="21"/>
-        </w:rPr>
-        <w:t xml:space="preserve">8. </w:t>
-      </w:r>
-      <w:r>
-        <w:rPr>
-          <w:rFonts w:ascii="Times New Roman" w:cs="Times New Roman" w:eastAsia="Times New Roman" w:hAnsi="Times New Roman"/>
-          <w:b/>
-          <w:bCs/>
-          <w:sz w:val="21"/>
-          <w:szCs w:val="21"/>
-        </w:rPr>
-        <w:t>BAYRAMOGLU, I.</w:t>
-      </w:r>
-      <w:r>
-        <w:rPr>
-          <w:rFonts w:ascii="Times New Roman" w:cs="Times New Roman" w:eastAsia="Times New Roman" w:hAnsi="Times New Roman"/>
-          <w:sz w:val="21"/>
-          <w:szCs w:val="21"/>
-        </w:rPr>
-        <w:t xml:space="preserve"> (2020) Joint distribution of a random sample and an order statistic: A new approach with an application in reliability analysis. Reliability Engineering and System Safety. 193 (2020) 106594</w:t>
-      </w:r>
-    </w:p>
-    <w:p>
-      <w:pPr>
-        <w:spacing w:after="80"/>
-      </w:pPr>
-      <w:r>
-        <w:rPr>
-          <w:rFonts w:ascii="Times New Roman" w:cs="Times New Roman" w:eastAsia="Times New Roman" w:hAnsi="Times New Roman"/>
-          <w:sz w:val="21"/>
-          <w:szCs w:val="21"/>
-        </w:rPr>
-        <w:t xml:space="preserve">9. </w:t>
-      </w:r>
-      <w:r>
-        <w:rPr>
-          <w:rFonts w:ascii="Times New Roman" w:cs="Times New Roman" w:eastAsia="Times New Roman" w:hAnsi="Times New Roman"/>
-          <w:b/>
-          <w:bCs/>
-          <w:sz w:val="21"/>
-          <w:szCs w:val="21"/>
-        </w:rPr>
-        <w:t>BAYRAMOGLU, I.</w:t>
-      </w:r>
-      <w:r>
-        <w:rPr>
-          <w:rFonts w:ascii="Times New Roman" w:cs="Times New Roman" w:eastAsia="Times New Roman" w:hAnsi="Times New Roman"/>
-          <w:sz w:val="21"/>
-          <w:szCs w:val="21"/>
-        </w:rPr>
-        <w:t xml:space="preserve"> (2020) Bivariate and Multivariate distributions with bimodal marginals. Communications in Statistics-Theory and Methods. Vol. 49, Issue 2, 361-384. KEMALBAY, G. and </w:t>
-      </w:r>
-      <w:r>
-        <w:rPr>
-          <w:rFonts w:ascii="Times New Roman" w:cs="Times New Roman" w:eastAsia="Times New Roman" w:hAnsi="Times New Roman"/>
-          <w:b/>
-          <w:bCs/>
-          <w:sz w:val="21"/>
-          <w:szCs w:val="21"/>
-        </w:rPr>
-        <w:t>BAYRAMOGLU, I.</w:t>
-      </w:r>
-      <w:r>
-        <w:rPr>
-          <w:rFonts w:ascii="Times New Roman" w:cs="Times New Roman" w:eastAsia="Times New Roman" w:hAnsi="Times New Roman"/>
-          <w:sz w:val="21"/>
-          <w:szCs w:val="21"/>
-        </w:rPr>
         <w:t xml:space="preserve"> (2019) On distribution of upper marginal records in bivariate random sequences. Turkish Journal of Mathematics. 43, 1474-1491. Kemalbay. G. and </w:t>
       </w:r>
       <w:r>
@@ -2571,7 +2561,146 @@
           <w:sz w:val="21"/>
           <w:szCs w:val="21"/>
         </w:rPr>
-        <w:t xml:space="preserve">14. </w:t>
+        <w:t>14. Bayramoglu, K. and Bairamov, I. (2014) On censored bivariate random variables: copula, characterization and estimation. Communications in Statistics-Simulation and Computation. 43, 2173– 2185. Ozkut, M. and Bayramoglu (Bairamov), I. (2014) On Marshall–Olkin type distribution with effect of shock magnitude. Journal of Computational and Applied Mathematics, 271, 150–162.</w:t>
+      </w:r>
+      <w:r>
+        <w:rPr>
+          <w:rFonts w:ascii="Times New Roman" w:cs="Times New Roman" w:eastAsia="Times New Roman" w:hAnsi="Times New Roman"/>
+          <w:b/>
+          <w:bCs/>
+          <w:sz w:val="21"/>
+          <w:szCs w:val="21"/>
+        </w:rPr>
+      </w:r>
+      <w:r>
+        <w:rPr>
+          <w:rFonts w:ascii="Times New Roman" w:cs="Times New Roman" w:eastAsia="Times New Roman" w:hAnsi="Times New Roman"/>
+          <w:sz w:val="21"/>
+          <w:szCs w:val="21"/>
+        </w:rPr>
+      </w:r>
+      <w:r>
+        <w:rPr>
+          <w:rFonts w:ascii="Times New Roman" w:cs="Times New Roman" w:eastAsia="Times New Roman" w:hAnsi="Times New Roman"/>
+          <w:b/>
+          <w:bCs/>
+          <w:sz w:val="21"/>
+          <w:szCs w:val="21"/>
+        </w:rPr>
+      </w:r>
+      <w:r>
+        <w:rPr>
+          <w:rFonts w:ascii="Times New Roman" w:cs="Times New Roman" w:eastAsia="Times New Roman" w:hAnsi="Times New Roman"/>
+          <w:sz w:val="21"/>
+          <w:szCs w:val="21"/>
+        </w:rPr>
+      </w:r>
+      <w:r>
+        <w:rPr>
+          <w:rFonts w:ascii="Times New Roman" w:cs="Times New Roman" w:eastAsia="Times New Roman" w:hAnsi="Times New Roman"/>
+          <w:b/>
+          <w:bCs/>
+          <w:sz w:val="21"/>
+          <w:szCs w:val="21"/>
+        </w:rPr>
+      </w:r>
+      <w:r>
+        <w:rPr>
+          <w:rFonts w:ascii="Times New Roman" w:cs="Times New Roman" w:eastAsia="Times New Roman" w:hAnsi="Times New Roman"/>
+          <w:sz w:val="21"/>
+          <w:szCs w:val="21"/>
+        </w:rPr>
+      </w:r>
+      <w:r>
+        <w:rPr>
+          <w:rFonts w:ascii="Times New Roman" w:cs="Times New Roman" w:eastAsia="Times New Roman" w:hAnsi="Times New Roman"/>
+          <w:b/>
+          <w:bCs/>
+          <w:sz w:val="21"/>
+          <w:szCs w:val="21"/>
+        </w:rPr>
+      </w:r>
+      <w:r>
+        <w:rPr>
+          <w:rFonts w:ascii="Times New Roman" w:cs="Times New Roman" w:eastAsia="Times New Roman" w:hAnsi="Times New Roman"/>
+          <w:sz w:val="21"/>
+          <w:szCs w:val="21"/>
+        </w:rPr>
+      </w:r>
+    </w:p>
+    <w:p>
+      <w:pPr>
+        <w:spacing w:after="80"/>
+      </w:pPr>
+      <w:r>
+        <w:rPr>
+          <w:rFonts w:ascii="Times New Roman" w:cs="Times New Roman" w:eastAsia="Times New Roman" w:hAnsi="Times New Roman"/>
+          <w:sz w:val="21"/>
+          <w:szCs w:val="21"/>
+        </w:rPr>
+        <w:t xml:space="preserve">15. </w:t>
+      </w:r>
+      <w:r>
+        <w:rPr>
+          <w:rFonts w:ascii="Times New Roman" w:cs="Times New Roman" w:eastAsia="Times New Roman" w:hAnsi="Times New Roman"/>
+          <w:b/>
+          <w:bCs/>
+          <w:sz w:val="21"/>
+          <w:szCs w:val="21"/>
+        </w:rPr>
+        <w:t>Bairamov</w:t>
+      </w:r>
+      <w:r>
+        <w:rPr>
+          <w:rFonts w:ascii="Times New Roman" w:cs="Times New Roman" w:eastAsia="Times New Roman" w:hAnsi="Times New Roman"/>
+          <w:sz w:val="21"/>
+          <w:szCs w:val="21"/>
+        </w:rPr>
+        <w:t>, I., Khaledi, B.E. and Shaked, M. (2014) Stochastic comparison of order statistics and their concomitants. Journal of Multivariate Analysis. 124, 105-115.</w:t>
+      </w:r>
+    </w:p>
+    <w:p>
+      <w:pPr>
+        <w:spacing w:after="80"/>
+      </w:pPr>
+      <w:r>
+        <w:rPr>
+          <w:rFonts w:ascii="Times New Roman" w:cs="Times New Roman" w:eastAsia="Times New Roman" w:hAnsi="Times New Roman"/>
+          <w:sz w:val="21"/>
+          <w:szCs w:val="21"/>
+        </w:rPr>
+        <w:t xml:space="preserve">16. </w:t>
+      </w:r>
+      <w:r>
+        <w:rPr>
+          <w:rFonts w:ascii="Times New Roman" w:cs="Times New Roman" w:eastAsia="Times New Roman" w:hAnsi="Times New Roman"/>
+          <w:b/>
+          <w:bCs/>
+          <w:sz w:val="21"/>
+          <w:szCs w:val="21"/>
+        </w:rPr>
+        <w:t>Bairamov</w:t>
+      </w:r>
+      <w:r>
+        <w:rPr>
+          <w:rFonts w:ascii="Times New Roman" w:cs="Times New Roman" w:eastAsia="Times New Roman" w:hAnsi="Times New Roman"/>
+          <w:sz w:val="21"/>
+          <w:szCs w:val="21"/>
+        </w:rPr>
+        <w:t xml:space="preserve"> I. (2014) On conditionally independent random variables, copula and order statistics. Communications in Statistics-Theory and Methods. Vol. 43, issue 10-12, 2105-2117.</w:t>
+      </w:r>
+    </w:p>
+    <w:p>
+      <w:pPr>
+        <w:spacing w:after="80"/>
+      </w:pPr>
+      <w:r>
+        <w:rPr>
+          <w:rFonts w:ascii="Times New Roman" w:cs="Times New Roman" w:eastAsia="Times New Roman" w:hAnsi="Times New Roman"/>
+          <w:sz w:val="21"/>
+          <w:szCs w:val="21"/>
+        </w:rPr>
+        <w:t xml:space="preserve">17. </w:t>
       </w:r>
       <w:r>
         <w:rPr>
@@ -2607,7 +2736,131 @@
           <w:sz w:val="21"/>
           <w:szCs w:val="21"/>
         </w:rPr>
-        <w:t xml:space="preserve">, I. (2014) On censored bivariate random variables: copula, characterization and estimation. Communications in Statistics-Simulation and Computation. 43, 2173– 2185. Ozkut, M. and </w:t>
+        <w:t>, I. (2014) Baker-Lin-Huang type bivariate distributions based on order statistics. Communications in Statistics-Theory and Methods. Vol. 43, issue 10-12, 1992-2006.</w:t>
+      </w:r>
+    </w:p>
+    <w:p>
+      <w:pPr>
+        <w:spacing w:after="80"/>
+      </w:pPr>
+      <w:r>
+        <w:rPr>
+          <w:rFonts w:ascii="Times New Roman" w:cs="Times New Roman" w:eastAsia="Times New Roman" w:hAnsi="Times New Roman"/>
+          <w:sz w:val="21"/>
+          <w:szCs w:val="21"/>
+        </w:rPr>
+        <w:t xml:space="preserve">18. </w:t>
+      </w:r>
+      <w:r>
+        <w:rPr>
+          <w:rFonts w:ascii="Times New Roman" w:cs="Times New Roman" w:eastAsia="Times New Roman" w:hAnsi="Times New Roman"/>
+          <w:b/>
+          <w:bCs/>
+          <w:sz w:val="21"/>
+          <w:szCs w:val="21"/>
+        </w:rPr>
+        <w:t>Bairamov</w:t>
+      </w:r>
+      <w:r>
+        <w:rPr>
+          <w:rFonts w:ascii="Times New Roman" w:cs="Times New Roman" w:eastAsia="Times New Roman" w:hAnsi="Times New Roman"/>
+          <w:sz w:val="21"/>
+          <w:szCs w:val="21"/>
+        </w:rPr>
+        <w:t>, I. (2013) Reliability and mean residual life of complex systems with two dependent components per element. IEEE Transactions on Reliability. Vol. 62, 276-285.</w:t>
+      </w:r>
+    </w:p>
+    <w:p>
+      <w:pPr>
+        <w:spacing w:after="80"/>
+      </w:pPr>
+      <w:r>
+        <w:rPr>
+          <w:rFonts w:ascii="Times New Roman" w:cs="Times New Roman" w:eastAsia="Times New Roman" w:hAnsi="Times New Roman"/>
+          <w:sz w:val="21"/>
+          <w:szCs w:val="21"/>
+        </w:rPr>
+        <w:t xml:space="preserve">19. </w:t>
+      </w:r>
+      <w:r>
+        <w:rPr>
+          <w:rFonts w:ascii="Times New Roman" w:cs="Times New Roman" w:eastAsia="Times New Roman" w:hAnsi="Times New Roman"/>
+          <w:b/>
+          <w:bCs/>
+          <w:sz w:val="21"/>
+          <w:szCs w:val="21"/>
+        </w:rPr>
+        <w:t>Bairamov</w:t>
+      </w:r>
+      <w:r>
+        <w:rPr>
+          <w:rFonts w:ascii="Times New Roman" w:cs="Times New Roman" w:eastAsia="Times New Roman" w:hAnsi="Times New Roman"/>
+          <w:sz w:val="21"/>
+          <w:szCs w:val="21"/>
+        </w:rPr>
+        <w:t>, I. and Kemalbay, G. (2013) Some novel discrete distributions under fourfold sampling schemes and conditional bivariate order statistics. Journal of Computational and Applied Mathematics. 248, 1-14.</w:t>
+      </w:r>
+    </w:p>
+    <w:p>
+      <w:pPr>
+        <w:spacing w:after="80"/>
+      </w:pPr>
+      <w:r>
+        <w:rPr>
+          <w:rFonts w:ascii="Times New Roman" w:cs="Times New Roman" w:eastAsia="Times New Roman" w:hAnsi="Times New Roman"/>
+          <w:sz w:val="21"/>
+          <w:szCs w:val="21"/>
+        </w:rPr>
+        <w:t xml:space="preserve">20. </w:t>
+      </w:r>
+      <w:r>
+        <w:rPr>
+          <w:rFonts w:ascii="Times New Roman" w:cs="Times New Roman" w:eastAsia="Times New Roman" w:hAnsi="Times New Roman"/>
+          <w:b/>
+          <w:bCs/>
+          <w:sz w:val="21"/>
+          <w:szCs w:val="21"/>
+        </w:rPr>
+        <w:t>Bairamov</w:t>
+      </w:r>
+      <w:r>
+        <w:rPr>
+          <w:rFonts w:ascii="Times New Roman" w:cs="Times New Roman" w:eastAsia="Times New Roman" w:hAnsi="Times New Roman"/>
+          <w:sz w:val="21"/>
+          <w:szCs w:val="21"/>
+        </w:rPr>
+        <w:t>, I. and Stepanov, A. (2013) Number of observations near the maximum in an F-alfa scheme. Statistics. Vol. 47, No.1, 191-201.</w:t>
+      </w:r>
+    </w:p>
+    <w:p>
+      <w:pPr>
+        <w:spacing w:after="80"/>
+      </w:pPr>
+      <w:r>
+        <w:rPr>
+          <w:rFonts w:ascii="Times New Roman" w:cs="Times New Roman" w:eastAsia="Times New Roman" w:hAnsi="Times New Roman"/>
+          <w:sz w:val="21"/>
+          <w:szCs w:val="21"/>
+        </w:rPr>
+        <w:t xml:space="preserve">21. </w:t>
+      </w:r>
+      <w:r>
+        <w:rPr>
+          <w:rFonts w:ascii="Times New Roman" w:cs="Times New Roman" w:eastAsia="Times New Roman" w:hAnsi="Times New Roman"/>
+          <w:b/>
+          <w:bCs/>
+          <w:sz w:val="21"/>
+          <w:szCs w:val="21"/>
+        </w:rPr>
+        <w:t>Bairamov</w:t>
+      </w:r>
+      <w:r>
+        <w:rPr>
+          <w:rFonts w:ascii="Times New Roman" w:cs="Times New Roman" w:eastAsia="Times New Roman" w:hAnsi="Times New Roman"/>
+          <w:sz w:val="21"/>
+          <w:szCs w:val="21"/>
+        </w:rPr>
+        <w:t xml:space="preserve">, I. and </w:t>
       </w:r>
       <w:r>
         <w:rPr>
@@ -2625,100 +2878,87 @@
           <w:sz w:val="21"/>
           <w:szCs w:val="21"/>
         </w:rPr>
-        <w:t xml:space="preserve"> (</w:t>
-      </w:r>
-      <w:r>
-        <w:rPr>
-          <w:rFonts w:ascii="Times New Roman" w:cs="Times New Roman" w:eastAsia="Times New Roman" w:hAnsi="Times New Roman"/>
-          <w:b/>
-          <w:bCs/>
-          <w:sz w:val="21"/>
-          <w:szCs w:val="21"/>
-        </w:rPr>
-        <w:t>Bairamov</w:t>
-      </w:r>
-      <w:r>
-        <w:rPr>
-          <w:rFonts w:ascii="Times New Roman" w:cs="Times New Roman" w:eastAsia="Times New Roman" w:hAnsi="Times New Roman"/>
-          <w:sz w:val="21"/>
-          <w:szCs w:val="21"/>
-        </w:rPr>
-        <w:t>), I. (2014) On Marshall–Olkin type distribution with effect of shock magnitude . Journal of Computational and Applied Mathematics, 271, 150–162.</w:t>
-      </w:r>
-    </w:p>
-    <w:p>
-      <w:pPr>
-        <w:spacing w:after="80"/>
-      </w:pPr>
-      <w:r>
-        <w:rPr>
-          <w:rFonts w:ascii="Times New Roman" w:cs="Times New Roman" w:eastAsia="Times New Roman" w:hAnsi="Times New Roman"/>
-          <w:sz w:val="21"/>
-          <w:szCs w:val="21"/>
-        </w:rPr>
-        <w:t xml:space="preserve">15. </w:t>
-      </w:r>
-      <w:r>
-        <w:rPr>
-          <w:rFonts w:ascii="Times New Roman" w:cs="Times New Roman" w:eastAsia="Times New Roman" w:hAnsi="Times New Roman"/>
-          <w:b/>
-          <w:bCs/>
-          <w:sz w:val="21"/>
-          <w:szCs w:val="21"/>
-        </w:rPr>
-        <w:t>Bairamov</w:t>
-      </w:r>
-      <w:r>
-        <w:rPr>
-          <w:rFonts w:ascii="Times New Roman" w:cs="Times New Roman" w:eastAsia="Times New Roman" w:hAnsi="Times New Roman"/>
-          <w:sz w:val="21"/>
-          <w:szCs w:val="21"/>
-        </w:rPr>
-        <w:t>, I., Khaledi, B.E. and Shaked, M. (2014) Stochastic comparison of order statistics and their concomitants. Journal of Multivariate Analysis. 124, 105-115.</w:t>
-      </w:r>
-    </w:p>
-    <w:p>
-      <w:pPr>
-        <w:spacing w:after="80"/>
-      </w:pPr>
-      <w:r>
-        <w:rPr>
-          <w:rFonts w:ascii="Times New Roman" w:cs="Times New Roman" w:eastAsia="Times New Roman" w:hAnsi="Times New Roman"/>
-          <w:sz w:val="21"/>
-          <w:szCs w:val="21"/>
-        </w:rPr>
-        <w:t xml:space="preserve">16. </w:t>
-      </w:r>
-      <w:r>
-        <w:rPr>
-          <w:rFonts w:ascii="Times New Roman" w:cs="Times New Roman" w:eastAsia="Times New Roman" w:hAnsi="Times New Roman"/>
-          <w:b/>
-          <w:bCs/>
-          <w:sz w:val="21"/>
-          <w:szCs w:val="21"/>
-        </w:rPr>
-        <w:t>Bairamov</w:t>
-      </w:r>
-      <w:r>
-        <w:rPr>
-          <w:rFonts w:ascii="Times New Roman" w:cs="Times New Roman" w:eastAsia="Times New Roman" w:hAnsi="Times New Roman"/>
-          <w:sz w:val="21"/>
-          <w:szCs w:val="21"/>
-        </w:rPr>
-        <w:t xml:space="preserve"> I. (2014) On conditionally independent random variables, copula and order statistics. Communications in Statistics-Theory and Methods. Vol. 43, issue 10-12, 2105-2117.</w:t>
-      </w:r>
-    </w:p>
-    <w:p>
-      <w:pPr>
-        <w:spacing w:after="80"/>
-      </w:pPr>
-      <w:r>
-        <w:rPr>
-          <w:rFonts w:ascii="Times New Roman" w:cs="Times New Roman" w:eastAsia="Times New Roman" w:hAnsi="Times New Roman"/>
-          <w:sz w:val="21"/>
-          <w:szCs w:val="21"/>
-        </w:rPr>
-        <w:t xml:space="preserve">17. </w:t>
+        <w:t xml:space="preserve">, K. (2013) From the Huang-Kotz distribution to Baker’s bivariate distribution. Journal of Multivariate Analysis. 113, 106-115 Tavangar, M. and </w:t>
+      </w:r>
+      <w:r>
+        <w:rPr>
+          <w:rFonts w:ascii="Times New Roman" w:cs="Times New Roman" w:eastAsia="Times New Roman" w:hAnsi="Times New Roman"/>
+          <w:b/>
+          <w:bCs/>
+          <w:sz w:val="21"/>
+          <w:szCs w:val="21"/>
+        </w:rPr>
+        <w:t>Bairamov</w:t>
+      </w:r>
+      <w:r>
+        <w:rPr>
+          <w:rFonts w:ascii="Times New Roman" w:cs="Times New Roman" w:eastAsia="Times New Roman" w:hAnsi="Times New Roman"/>
+          <w:sz w:val="21"/>
+          <w:szCs w:val="21"/>
+        </w:rPr>
+        <w:t>, I. (2012) A Note on the residual lifetimes in a life-test under Progressive Type-II right censoring scheme. Applied and Computational Mathematics. N. 3, 368-377.</w:t>
+      </w:r>
+    </w:p>
+    <w:p>
+      <w:pPr>
+        <w:spacing w:after="80"/>
+      </w:pPr>
+      <w:r>
+        <w:rPr>
+          <w:rFonts w:ascii="Times New Roman" w:cs="Times New Roman" w:eastAsia="Times New Roman" w:hAnsi="Times New Roman"/>
+          <w:sz w:val="21"/>
+          <w:szCs w:val="21"/>
+        </w:rPr>
+        <w:t xml:space="preserve">22. </w:t>
+      </w:r>
+      <w:r>
+        <w:rPr>
+          <w:rFonts w:ascii="Times New Roman" w:cs="Times New Roman" w:eastAsia="Times New Roman" w:hAnsi="Times New Roman"/>
+          <w:b/>
+          <w:bCs/>
+          <w:sz w:val="21"/>
+          <w:szCs w:val="21"/>
+        </w:rPr>
+        <w:t>Bairamov</w:t>
+      </w:r>
+      <w:r>
+        <w:rPr>
+          <w:rFonts w:ascii="Times New Roman" w:cs="Times New Roman" w:eastAsia="Times New Roman" w:hAnsi="Times New Roman"/>
+          <w:sz w:val="21"/>
+          <w:szCs w:val="21"/>
+        </w:rPr>
+        <w:t>, I. (2012) Corrigendum to “Majorization bounds for distribution functions” Statist. Probab. Lett. 82 (2012) 1799–1806], pp. 7-8.</w:t>
+      </w:r>
+    </w:p>
+    <w:p>
+      <w:pPr>
+        <w:spacing w:after="80"/>
+      </w:pPr>
+      <w:r>
+        <w:rPr>
+          <w:rFonts w:ascii="Times New Roman" w:cs="Times New Roman" w:eastAsia="Times New Roman" w:hAnsi="Times New Roman"/>
+          <w:sz w:val="21"/>
+          <w:szCs w:val="21"/>
+        </w:rPr>
+        <w:t xml:space="preserve">23. </w:t>
+      </w:r>
+      <w:r>
+        <w:rPr>
+          <w:rFonts w:ascii="Times New Roman" w:cs="Times New Roman" w:eastAsia="Times New Roman" w:hAnsi="Times New Roman"/>
+          <w:b/>
+          <w:bCs/>
+          <w:sz w:val="21"/>
+          <w:szCs w:val="21"/>
+        </w:rPr>
+        <w:t>Bairamov</w:t>
+      </w:r>
+      <w:r>
+        <w:rPr>
+          <w:rFonts w:ascii="Times New Roman" w:cs="Times New Roman" w:eastAsia="Times New Roman" w:hAnsi="Times New Roman"/>
+          <w:sz w:val="21"/>
+          <w:szCs w:val="21"/>
+        </w:rPr>
+        <w:t xml:space="preserve">, I. (2012) Majorization bounds for distribution functions. Statistics and Probability Letters. 82, 1799-1809. Eryılmaz, S. and </w:t>
       </w:r>
       <w:r>
         <w:rPr>
@@ -2736,149 +2976,714 @@
           <w:sz w:val="21"/>
           <w:szCs w:val="21"/>
         </w:rPr>
-        <w:t xml:space="preserve">, K. and </w:t>
-      </w:r>
-      <w:r>
-        <w:rPr>
-          <w:rFonts w:ascii="Times New Roman" w:cs="Times New Roman" w:eastAsia="Times New Roman" w:hAnsi="Times New Roman"/>
-          <w:b/>
-          <w:bCs/>
-          <w:sz w:val="21"/>
-          <w:szCs w:val="21"/>
-        </w:rPr>
-        <w:t>Bairamov</w:t>
-      </w:r>
-      <w:r>
-        <w:rPr>
-          <w:rFonts w:ascii="Times New Roman" w:cs="Times New Roman" w:eastAsia="Times New Roman" w:hAnsi="Times New Roman"/>
-          <w:sz w:val="21"/>
-          <w:szCs w:val="21"/>
-        </w:rPr>
-        <w:t>, I. (2014) Baker-Lin-Huang type bivariate distributions based on order statistics. Communications in Statistics-Theory and Methods. Vol. 43, issue 10-12, 1992-2006.</w:t>
-      </w:r>
-    </w:p>
-    <w:p>
-      <w:pPr>
-        <w:spacing w:after="80"/>
-      </w:pPr>
-      <w:r>
-        <w:rPr>
-          <w:rFonts w:ascii="Times New Roman" w:cs="Times New Roman" w:eastAsia="Times New Roman" w:hAnsi="Times New Roman"/>
-          <w:sz w:val="21"/>
-          <w:szCs w:val="21"/>
-        </w:rPr>
-        <w:t xml:space="preserve">18. </w:t>
-      </w:r>
-      <w:r>
-        <w:rPr>
-          <w:rFonts w:ascii="Times New Roman" w:cs="Times New Roman" w:eastAsia="Times New Roman" w:hAnsi="Times New Roman"/>
-          <w:b/>
-          <w:bCs/>
-          <w:sz w:val="21"/>
-          <w:szCs w:val="21"/>
-        </w:rPr>
-        <w:t>Bairamov</w:t>
-      </w:r>
-      <w:r>
-        <w:rPr>
-          <w:rFonts w:ascii="Times New Roman" w:cs="Times New Roman" w:eastAsia="Times New Roman" w:hAnsi="Times New Roman"/>
-          <w:sz w:val="21"/>
-          <w:szCs w:val="21"/>
-        </w:rPr>
-        <w:t>, I. (2013) Reliability and mean residual life of complex systems with two dependent components per element. IEEE Transactions on Reliability. Vol. 62, 276-285.</w:t>
-      </w:r>
-    </w:p>
-    <w:p>
-      <w:pPr>
-        <w:spacing w:after="80"/>
-      </w:pPr>
-      <w:r>
-        <w:rPr>
-          <w:rFonts w:ascii="Times New Roman" w:cs="Times New Roman" w:eastAsia="Times New Roman" w:hAnsi="Times New Roman"/>
-          <w:sz w:val="21"/>
-          <w:szCs w:val="21"/>
-        </w:rPr>
-        <w:t xml:space="preserve">19. </w:t>
-      </w:r>
-      <w:r>
-        <w:rPr>
-          <w:rFonts w:ascii="Times New Roman" w:cs="Times New Roman" w:eastAsia="Times New Roman" w:hAnsi="Times New Roman"/>
-          <w:b/>
-          <w:bCs/>
-          <w:sz w:val="21"/>
-          <w:szCs w:val="21"/>
-        </w:rPr>
-        <w:t>Bairamov</w:t>
-      </w:r>
-      <w:r>
-        <w:rPr>
-          <w:rFonts w:ascii="Times New Roman" w:cs="Times New Roman" w:eastAsia="Times New Roman" w:hAnsi="Times New Roman"/>
-          <w:sz w:val="21"/>
-          <w:szCs w:val="21"/>
-        </w:rPr>
-        <w:t>, I. and Kemalbay, G. (2013) Some novel discrete distributions under fourfold sampling schemes and conditional bivariate order statistics. Journal of Computational and Applied Mathematics. 248, 1-14.</w:t>
-      </w:r>
-    </w:p>
-    <w:p>
-      <w:pPr>
-        <w:spacing w:after="80"/>
-      </w:pPr>
-      <w:r>
-        <w:rPr>
-          <w:rFonts w:ascii="Times New Roman" w:cs="Times New Roman" w:eastAsia="Times New Roman" w:hAnsi="Times New Roman"/>
-          <w:sz w:val="21"/>
-          <w:szCs w:val="21"/>
-        </w:rPr>
-        <w:t xml:space="preserve">20. </w:t>
-      </w:r>
-      <w:r>
-        <w:rPr>
-          <w:rFonts w:ascii="Times New Roman" w:cs="Times New Roman" w:eastAsia="Times New Roman" w:hAnsi="Times New Roman"/>
-          <w:b/>
-          <w:bCs/>
-          <w:sz w:val="21"/>
-          <w:szCs w:val="21"/>
-        </w:rPr>
-        <w:t>Bairamov</w:t>
-      </w:r>
-      <w:r>
-        <w:rPr>
-          <w:rFonts w:ascii="Times New Roman" w:cs="Times New Roman" w:eastAsia="Times New Roman" w:hAnsi="Times New Roman"/>
-          <w:sz w:val="21"/>
-          <w:szCs w:val="21"/>
-        </w:rPr>
-        <w:t>, I. and Stepanov, A. (2013) Number of observations near the maximum in an F-alfa scheme. Statistics. Vol. 47, No.1, 191-201.</w:t>
-      </w:r>
-    </w:p>
-    <w:p>
-      <w:pPr>
-        <w:spacing w:after="80"/>
-      </w:pPr>
-      <w:r>
-        <w:rPr>
-          <w:rFonts w:ascii="Times New Roman" w:cs="Times New Roman" w:eastAsia="Times New Roman" w:hAnsi="Times New Roman"/>
-          <w:sz w:val="21"/>
-          <w:szCs w:val="21"/>
-        </w:rPr>
-        <w:t xml:space="preserve">21. </w:t>
-      </w:r>
-      <w:r>
-        <w:rPr>
-          <w:rFonts w:ascii="Times New Roman" w:cs="Times New Roman" w:eastAsia="Times New Roman" w:hAnsi="Times New Roman"/>
-          <w:b/>
-          <w:bCs/>
-          <w:sz w:val="21"/>
-          <w:szCs w:val="21"/>
-        </w:rPr>
-        <w:t>Bairamov</w:t>
-      </w:r>
-      <w:r>
-        <w:rPr>
-          <w:rFonts w:ascii="Times New Roman" w:cs="Times New Roman" w:eastAsia="Times New Roman" w:hAnsi="Times New Roman"/>
-          <w:sz w:val="21"/>
-          <w:szCs w:val="21"/>
-        </w:rPr>
-        <w:t xml:space="preserve">, I. and </w:t>
+        <w:t xml:space="preserve">, I. (2012) On extreme residual lives after the failure of the system. Mathematical Problems in Engineering. Volume 2012, Article ID 342940, 11 pages. Tavangar, M. and </w:t>
+      </w:r>
+      <w:r>
+        <w:rPr>
+          <w:rFonts w:ascii="Times New Roman" w:cs="Times New Roman" w:eastAsia="Times New Roman" w:hAnsi="Times New Roman"/>
+          <w:b/>
+          <w:bCs/>
+          <w:sz w:val="21"/>
+          <w:szCs w:val="21"/>
+        </w:rPr>
+        <w:t>Bairamov</w:t>
+      </w:r>
+      <w:r>
+        <w:rPr>
+          <w:rFonts w:ascii="Times New Roman" w:cs="Times New Roman" w:eastAsia="Times New Roman" w:hAnsi="Times New Roman"/>
+          <w:sz w:val="21"/>
+          <w:szCs w:val="21"/>
+        </w:rPr>
+        <w:t>, I. (2012) On the residual lifetimes of coherent systems with exchangeable components. Pakistan Journal of Statistics. Vol. 28(3), 303-313.</w:t>
+      </w:r>
+    </w:p>
+    <w:p>
+      <w:pPr>
+        <w:spacing w:after="80"/>
+      </w:pPr>
+      <w:r>
+        <w:rPr>
+          <w:rFonts w:ascii="Times New Roman" w:cs="Times New Roman" w:eastAsia="Times New Roman" w:hAnsi="Times New Roman"/>
+          <w:sz w:val="21"/>
+          <w:szCs w:val="21"/>
+        </w:rPr>
+        <w:t xml:space="preserve">24. </w:t>
+      </w:r>
+      <w:r>
+        <w:rPr>
+          <w:rFonts w:ascii="Times New Roman" w:cs="Times New Roman" w:eastAsia="Times New Roman" w:hAnsi="Times New Roman"/>
+          <w:b/>
+          <w:bCs/>
+          <w:sz w:val="21"/>
+          <w:szCs w:val="21"/>
+        </w:rPr>
+        <w:t>Bairamov</w:t>
+      </w:r>
+      <w:r>
+        <w:rPr>
+          <w:rFonts w:ascii="Times New Roman" w:cs="Times New Roman" w:eastAsia="Times New Roman" w:hAnsi="Times New Roman"/>
+          <w:sz w:val="21"/>
+          <w:szCs w:val="21"/>
+        </w:rPr>
+        <w:t>, I., Altınsoy (Yağcı), B. and Kerns, G. Jay. (2011) On generalized Sarmanov bivariate distributions. TWMS Journal of Applied and Engineering Mathematics. Vol. 1, No. 1, 2011.</w:t>
+      </w:r>
+    </w:p>
+    <w:p>
+      <w:pPr>
+        <w:spacing w:after="80"/>
+      </w:pPr>
+      <w:r>
+        <w:rPr>
+          <w:rFonts w:ascii="Times New Roman" w:cs="Times New Roman" w:eastAsia="Times New Roman" w:hAnsi="Times New Roman"/>
+          <w:sz w:val="21"/>
+          <w:szCs w:val="21"/>
+        </w:rPr>
+        <w:t>25. Bairamov, I and Parsi, S. (2011) Order statistics from mixed exchangeable random variables. Journal of Computational and Applied Mathematics, Volume 35, Issue 16, 4629-4638.</w:t>
+      </w:r>
+      <w:r>
+        <w:rPr>
+          <w:rFonts w:ascii="Times New Roman" w:cs="Times New Roman" w:eastAsia="Times New Roman" w:hAnsi="Times New Roman"/>
+          <w:b/>
+          <w:bCs/>
+          <w:sz w:val="21"/>
+          <w:szCs w:val="21"/>
+        </w:rPr>
+      </w:r>
+      <w:r>
+        <w:rPr>
+          <w:rFonts w:ascii="Times New Roman" w:cs="Times New Roman" w:eastAsia="Times New Roman" w:hAnsi="Times New Roman"/>
+          <w:sz w:val="21"/>
+          <w:szCs w:val="21"/>
+        </w:rPr>
+      </w:r>
+    </w:p>
+    <w:p>
+      <w:pPr>
+        <w:spacing w:after="80"/>
+      </w:pPr>
+      <w:r>
+        <w:rPr>
+          <w:rFonts w:ascii="Times New Roman" w:cs="Times New Roman" w:eastAsia="Times New Roman" w:hAnsi="Times New Roman"/>
+          <w:sz w:val="21"/>
+          <w:szCs w:val="21"/>
+        </w:rPr>
+        <w:t>26. Bairamov, I. and Parsi, S. (2011) On flexible progressive censoring. Journal of Computational and Applied Mathematics, Volume 35, Issue 16, 4517-4898.</w:t>
+      </w:r>
+      <w:r>
+        <w:rPr>
+          <w:rFonts w:ascii="Times New Roman" w:cs="Times New Roman" w:eastAsia="Times New Roman" w:hAnsi="Times New Roman"/>
+          <w:b/>
+          <w:bCs/>
+          <w:sz w:val="21"/>
+          <w:szCs w:val="21"/>
+        </w:rPr>
+      </w:r>
+      <w:r>
+        <w:rPr>
+          <w:rFonts w:ascii="Times New Roman" w:cs="Times New Roman" w:eastAsia="Times New Roman" w:hAnsi="Times New Roman"/>
+          <w:sz w:val="21"/>
+          <w:szCs w:val="21"/>
+        </w:rPr>
+      </w:r>
+    </w:p>
+    <w:p>
+      <w:pPr>
+        <w:spacing w:after="80"/>
+      </w:pPr>
+      <w:r>
+        <w:rPr>
+          <w:rFonts w:ascii="Times New Roman" w:cs="Times New Roman" w:eastAsia="Times New Roman" w:hAnsi="Times New Roman"/>
+          <w:sz w:val="21"/>
+          <w:szCs w:val="21"/>
+        </w:rPr>
+        <w:t xml:space="preserve">27. </w:t>
+      </w:r>
+      <w:r>
+        <w:rPr>
+          <w:rFonts w:ascii="Times New Roman" w:cs="Times New Roman" w:eastAsia="Times New Roman" w:hAnsi="Times New Roman"/>
+          <w:b/>
+          <w:bCs/>
+          <w:sz w:val="21"/>
+          <w:szCs w:val="21"/>
+        </w:rPr>
+        <w:t>Bairamov</w:t>
+      </w:r>
+      <w:r>
+        <w:rPr>
+          <w:rFonts w:ascii="Times New Roman" w:cs="Times New Roman" w:eastAsia="Times New Roman" w:hAnsi="Times New Roman"/>
+          <w:sz w:val="21"/>
+          <w:szCs w:val="21"/>
+        </w:rPr>
+        <w:t>, I. and Stepanov, A. (2011) Numbers of near bivariate record-concomitant obsrvations. Journal of Multivariate Analysis. 102, Issue 5, 908-917.</w:t>
+      </w:r>
+    </w:p>
+    <w:p>
+      <w:pPr>
+        <w:spacing w:after="80"/>
+      </w:pPr>
+      <w:r>
+        <w:rPr>
+          <w:rFonts w:ascii="Times New Roman" w:cs="Times New Roman" w:eastAsia="Times New Roman" w:hAnsi="Times New Roman"/>
+          <w:sz w:val="21"/>
+          <w:szCs w:val="21"/>
+        </w:rPr>
+        <w:t xml:space="preserve">28. </w:t>
+      </w:r>
+      <w:r>
+        <w:rPr>
+          <w:rFonts w:ascii="Times New Roman" w:cs="Times New Roman" w:eastAsia="Times New Roman" w:hAnsi="Times New Roman"/>
+          <w:b/>
+          <w:bCs/>
+          <w:sz w:val="21"/>
+          <w:szCs w:val="21"/>
+        </w:rPr>
+        <w:t>Bairamov</w:t>
+      </w:r>
+      <w:r>
+        <w:rPr>
+          <w:rFonts w:ascii="Times New Roman" w:cs="Times New Roman" w:eastAsia="Times New Roman" w:hAnsi="Times New Roman"/>
+          <w:sz w:val="21"/>
+          <w:szCs w:val="21"/>
+        </w:rPr>
+        <w:t xml:space="preserve"> I (2010), Order Statistics. In: Penelope Peterson, Eva Baker, Barry McGaw, (Editors), International Encyclopedia of Education, Volume 7, pp. 360-365. Oxford: Elsevier.</w:t>
+      </w:r>
+    </w:p>
+    <w:p>
+      <w:pPr>
+        <w:spacing w:after="80"/>
+      </w:pPr>
+      <w:r>
+        <w:rPr>
+          <w:rFonts w:ascii="Times New Roman" w:cs="Times New Roman" w:eastAsia="Times New Roman" w:hAnsi="Times New Roman"/>
+          <w:sz w:val="21"/>
+          <w:szCs w:val="21"/>
+        </w:rPr>
+        <w:t xml:space="preserve">29. </w:t>
+      </w:r>
+      <w:r>
+        <w:rPr>
+          <w:rFonts w:ascii="Times New Roman" w:cs="Times New Roman" w:eastAsia="Times New Roman" w:hAnsi="Times New Roman"/>
+          <w:b/>
+          <w:bCs/>
+          <w:sz w:val="21"/>
+          <w:szCs w:val="21"/>
+        </w:rPr>
+        <w:t>Bairamov</w:t>
+      </w:r>
+      <w:r>
+        <w:rPr>
+          <w:rFonts w:ascii="Times New Roman" w:cs="Times New Roman" w:eastAsia="Times New Roman" w:hAnsi="Times New Roman"/>
+          <w:sz w:val="21"/>
+          <w:szCs w:val="21"/>
+        </w:rPr>
+        <w:t>, I. and Elmastas G. O. (2010) Discrete distributions connected with the bivariate binomial. Hacettepe Journal of Mathematics and Statistics. Volume 39(1),109-120.</w:t>
+      </w:r>
+    </w:p>
+    <w:p>
+      <w:pPr>
+        <w:spacing w:after="80"/>
+      </w:pPr>
+      <w:r>
+        <w:rPr>
+          <w:rFonts w:ascii="Times New Roman" w:cs="Times New Roman" w:eastAsia="Times New Roman" w:hAnsi="Times New Roman"/>
+          <w:sz w:val="21"/>
+          <w:szCs w:val="21"/>
+        </w:rPr>
+        <w:t>30. Bairamov, I. Stepanov, A. (2010) Numbers of near-maxima for the bivariate case. Statistics and Probability Letters,80, 196-205.</w:t>
+      </w:r>
+      <w:r>
+        <w:rPr>
+          <w:rFonts w:ascii="Times New Roman" w:cs="Times New Roman" w:eastAsia="Times New Roman" w:hAnsi="Times New Roman"/>
+          <w:b/>
+          <w:bCs/>
+          <w:sz w:val="21"/>
+          <w:szCs w:val="21"/>
+        </w:rPr>
+      </w:r>
+      <w:r>
+        <w:rPr>
+          <w:rFonts w:ascii="Times New Roman" w:cs="Times New Roman" w:eastAsia="Times New Roman" w:hAnsi="Times New Roman"/>
+          <w:sz w:val="21"/>
+          <w:szCs w:val="21"/>
+        </w:rPr>
+      </w:r>
+    </w:p>
+    <w:p>
+      <w:pPr>
+        <w:spacing w:after="80"/>
+      </w:pPr>
+      <w:r>
+        <w:rPr>
+          <w:rFonts w:ascii="Times New Roman" w:cs="Times New Roman" w:eastAsia="Times New Roman" w:hAnsi="Times New Roman"/>
+          <w:sz w:val="21"/>
+          <w:szCs w:val="21"/>
+        </w:rPr>
+        <w:t xml:space="preserve">31. </w:t>
+      </w:r>
+      <w:r>
+        <w:rPr>
+          <w:rFonts w:ascii="Times New Roman" w:cs="Times New Roman" w:eastAsia="Times New Roman" w:hAnsi="Times New Roman"/>
+          <w:b/>
+          <w:bCs/>
+          <w:sz w:val="21"/>
+          <w:szCs w:val="21"/>
+        </w:rPr>
+        <w:t>Bairamov</w:t>
+      </w:r>
+      <w:r>
+        <w:rPr>
+          <w:rFonts w:ascii="Times New Roman" w:cs="Times New Roman" w:eastAsia="Times New Roman" w:hAnsi="Times New Roman"/>
+          <w:sz w:val="21"/>
+          <w:szCs w:val="21"/>
+        </w:rPr>
+        <w:t>, I. Berred, A. and Stepanov, A. (2010) Limit results for ordered uniform spacings. Statistical Papers. 51, 227-241.</w:t>
+      </w:r>
+    </w:p>
+    <w:p>
+      <w:pPr>
+        <w:spacing w:after="80"/>
+      </w:pPr>
+      <w:r>
+        <w:rPr>
+          <w:rFonts w:ascii="Times New Roman" w:cs="Times New Roman" w:eastAsia="Times New Roman" w:hAnsi="Times New Roman"/>
+          <w:sz w:val="21"/>
+          <w:szCs w:val="21"/>
+        </w:rPr>
+        <w:t xml:space="preserve">32. </w:t>
+      </w:r>
+      <w:r>
+        <w:rPr>
+          <w:rFonts w:ascii="Times New Roman" w:cs="Times New Roman" w:eastAsia="Times New Roman" w:hAnsi="Times New Roman"/>
+          <w:b/>
+          <w:bCs/>
+          <w:sz w:val="21"/>
+          <w:szCs w:val="21"/>
+        </w:rPr>
+        <w:t>Bairamov</w:t>
+      </w:r>
+      <w:r>
+        <w:rPr>
+          <w:rFonts w:ascii="Times New Roman" w:cs="Times New Roman" w:eastAsia="Times New Roman" w:hAnsi="Times New Roman"/>
+          <w:sz w:val="21"/>
+          <w:szCs w:val="21"/>
+        </w:rPr>
+        <w:t xml:space="preserve">, I. and Ucer, B. (2009) On a dependence between random variables in a neighborhood of a particular point Journal of Statistical Theory and Applications. Volume, 8, No. 4, pp. 392-402 Parsi, S. </w:t>
+      </w:r>
+      <w:r>
+        <w:rPr>
+          <w:rFonts w:ascii="Times New Roman" w:cs="Times New Roman" w:eastAsia="Times New Roman" w:hAnsi="Times New Roman"/>
+          <w:b/>
+          <w:bCs/>
+          <w:sz w:val="21"/>
+          <w:szCs w:val="21"/>
+        </w:rPr>
+        <w:t>Bairamov</w:t>
+      </w:r>
+      <w:r>
+        <w:rPr>
+          <w:rFonts w:ascii="Times New Roman" w:cs="Times New Roman" w:eastAsia="Times New Roman" w:hAnsi="Times New Roman"/>
+          <w:sz w:val="21"/>
+          <w:szCs w:val="21"/>
+        </w:rPr>
+        <w:t>, I. (2009) Expected values of the number of failures for two populations under joint Type-II progressive censoring. Comput. Statist. Data. Anal.</w:t>
+      </w:r>
+    </w:p>
+    <w:p>
+      <w:pPr>
+        <w:spacing w:after="80"/>
+      </w:pPr>
+      <w:r>
+        <w:rPr>
+          <w:rFonts w:ascii="Times New Roman" w:cs="Times New Roman" w:eastAsia="Times New Roman" w:hAnsi="Times New Roman"/>
+          <w:sz w:val="21"/>
+          <w:szCs w:val="21"/>
+        </w:rPr>
+        <w:t xml:space="preserve">33. </w:t>
+      </w:r>
+      <w:r>
+        <w:rPr>
+          <w:rFonts w:ascii="Times New Roman" w:cs="Times New Roman" w:eastAsia="Times New Roman" w:hAnsi="Times New Roman"/>
+          <w:b/>
+          <w:bCs/>
+          <w:sz w:val="21"/>
+          <w:szCs w:val="21"/>
+        </w:rPr>
+        <w:t>Bairamov</w:t>
+      </w:r>
+      <w:r>
+        <w:rPr>
+          <w:rFonts w:ascii="Times New Roman" w:cs="Times New Roman" w:eastAsia="Times New Roman" w:hAnsi="Times New Roman"/>
+          <w:sz w:val="21"/>
+          <w:szCs w:val="21"/>
+        </w:rPr>
+        <w:t xml:space="preserve"> I. and Eryılmaz, S. (2009) Wating times of exceedances in random threshold models. Statist. and Probab. Letters. 79, 676-683. Gurler, S. and </w:t>
+      </w:r>
+      <w:r>
+        <w:rPr>
+          <w:rFonts w:ascii="Times New Roman" w:cs="Times New Roman" w:eastAsia="Times New Roman" w:hAnsi="Times New Roman"/>
+          <w:b/>
+          <w:bCs/>
+          <w:sz w:val="21"/>
+          <w:szCs w:val="21"/>
+        </w:rPr>
+        <w:t>Bairamov</w:t>
+      </w:r>
+      <w:r>
+        <w:rPr>
+          <w:rFonts w:ascii="Times New Roman" w:cs="Times New Roman" w:eastAsia="Times New Roman" w:hAnsi="Times New Roman"/>
+          <w:sz w:val="21"/>
+          <w:szCs w:val="21"/>
+        </w:rPr>
+        <w:t>, I. (2009) Parallel and k-out-of-n:G systems with nonidentical components and their mean residual life functions. Applied Mathematical Modeling. 33. 1116-1125.</w:t>
+      </w:r>
+    </w:p>
+    <w:p>
+      <w:pPr>
+        <w:spacing w:after="80"/>
+      </w:pPr>
+      <w:r>
+        <w:rPr>
+          <w:rFonts w:ascii="Times New Roman" w:cs="Times New Roman" w:eastAsia="Times New Roman" w:hAnsi="Times New Roman"/>
+          <w:sz w:val="21"/>
+          <w:szCs w:val="21"/>
+        </w:rPr>
+        <w:t>34. Bairamov I. and Eryılmaz, S. (2009) Wating times of exceedances in random threshold models. Statistics and Probability Letters. 79, 676-683</w:t>
+      </w:r>
+      <w:r>
+        <w:rPr>
+          <w:rFonts w:ascii="Times New Roman" w:cs="Times New Roman" w:eastAsia="Times New Roman" w:hAnsi="Times New Roman"/>
+          <w:b/>
+          <w:bCs/>
+          <w:sz w:val="21"/>
+          <w:szCs w:val="21"/>
+        </w:rPr>
+      </w:r>
+      <w:r>
+        <w:rPr>
+          <w:rFonts w:ascii="Times New Roman" w:cs="Times New Roman" w:eastAsia="Times New Roman" w:hAnsi="Times New Roman"/>
+          <w:sz w:val="21"/>
+          <w:szCs w:val="21"/>
+        </w:rPr>
+      </w:r>
+    </w:p>
+    <w:p>
+      <w:pPr>
+        <w:spacing w:after="80"/>
+      </w:pPr>
+      <w:r>
+        <w:rPr>
+          <w:rFonts w:ascii="Times New Roman" w:cs="Times New Roman" w:eastAsia="Times New Roman" w:hAnsi="Times New Roman"/>
+          <w:sz w:val="21"/>
+          <w:szCs w:val="21"/>
+        </w:rPr>
+        <w:t xml:space="preserve">35. </w:t>
+      </w:r>
+      <w:r>
+        <w:rPr>
+          <w:rFonts w:ascii="Times New Roman" w:cs="Times New Roman" w:eastAsia="Times New Roman" w:hAnsi="Times New Roman"/>
+          <w:b/>
+          <w:bCs/>
+          <w:sz w:val="21"/>
+          <w:szCs w:val="21"/>
+        </w:rPr>
+        <w:t>Bairamov</w:t>
+      </w:r>
+      <w:r>
+        <w:rPr>
+          <w:rFonts w:ascii="Times New Roman" w:cs="Times New Roman" w:eastAsia="Times New Roman" w:hAnsi="Times New Roman"/>
+          <w:sz w:val="21"/>
+          <w:szCs w:val="21"/>
+        </w:rPr>
+        <w:t>, I. Berred, A. and Stepanov, A. (2009) Limit results for ordered uniform spacings. Statistical Papers. (Forthcoming)</w:t>
+      </w:r>
+    </w:p>
+    <w:p>
+      <w:pPr>
+        <w:spacing w:after="80"/>
+      </w:pPr>
+      <w:r>
+        <w:rPr>
+          <w:rFonts w:ascii="Times New Roman" w:cs="Times New Roman" w:eastAsia="Times New Roman" w:hAnsi="Times New Roman"/>
+          <w:sz w:val="21"/>
+          <w:szCs w:val="21"/>
+        </w:rPr>
+        <w:t xml:space="preserve">36. </w:t>
+      </w:r>
+      <w:r>
+        <w:rPr>
+          <w:rFonts w:ascii="Times New Roman" w:cs="Times New Roman" w:eastAsia="Times New Roman" w:hAnsi="Times New Roman"/>
+          <w:b/>
+          <w:bCs/>
+          <w:sz w:val="21"/>
+          <w:szCs w:val="21"/>
+        </w:rPr>
+        <w:t>Bairamov</w:t>
+      </w:r>
+      <w:r>
+        <w:rPr>
+          <w:rFonts w:ascii="Times New Roman" w:cs="Times New Roman" w:eastAsia="Times New Roman" w:hAnsi="Times New Roman"/>
+          <w:sz w:val="21"/>
+          <w:szCs w:val="21"/>
+        </w:rPr>
+        <w:t>, I. and Eryilmaz, S. (2008) Joint Behaviour of precedences and exceedances in random threshold models. Australian and New Zealand Journal of Statistics</w:t>
+      </w:r>
+    </w:p>
+    <w:p>
+      <w:pPr>
+        <w:spacing w:after="80"/>
+      </w:pPr>
+      <w:r>
+        <w:rPr>
+          <w:rFonts w:ascii="Times New Roman" w:cs="Times New Roman" w:eastAsia="Times New Roman" w:hAnsi="Times New Roman"/>
+          <w:sz w:val="21"/>
+          <w:szCs w:val="21"/>
+        </w:rPr>
+        <w:t xml:space="preserve">37. </w:t>
+      </w:r>
+      <w:r>
+        <w:rPr>
+          <w:rFonts w:ascii="Times New Roman" w:cs="Times New Roman" w:eastAsia="Times New Roman" w:hAnsi="Times New Roman"/>
+          <w:b/>
+          <w:bCs/>
+          <w:sz w:val="21"/>
+          <w:szCs w:val="21"/>
+        </w:rPr>
+        <w:t>Bairamov</w:t>
+      </w:r>
+      <w:r>
+        <w:rPr>
+          <w:rFonts w:ascii="Times New Roman" w:cs="Times New Roman" w:eastAsia="Times New Roman" w:hAnsi="Times New Roman"/>
+          <w:sz w:val="21"/>
+          <w:szCs w:val="21"/>
+        </w:rPr>
+        <w:t>, I. and Arnold, B. (2008) On the residual lifelengths of the remaining components in an n-k+1 out of n system. Statistics and Probability Letters.78, 945-952. PDF</w:t>
+      </w:r>
+    </w:p>
+    <w:p>
+      <w:pPr>
+        <w:spacing w:after="80"/>
+      </w:pPr>
+      <w:r>
+        <w:rPr>
+          <w:rFonts w:ascii="Times New Roman" w:cs="Times New Roman" w:eastAsia="Times New Roman" w:hAnsi="Times New Roman"/>
+          <w:sz w:val="21"/>
+          <w:szCs w:val="21"/>
+        </w:rPr>
+        <w:t xml:space="preserve">38. </w:t>
+      </w:r>
+      <w:r>
+        <w:rPr>
+          <w:rFonts w:ascii="Times New Roman" w:cs="Times New Roman" w:eastAsia="Times New Roman" w:hAnsi="Times New Roman"/>
+          <w:b/>
+          <w:bCs/>
+          <w:sz w:val="21"/>
+          <w:szCs w:val="21"/>
+        </w:rPr>
+        <w:t>Bairamov</w:t>
+      </w:r>
+      <w:r>
+        <w:rPr>
+          <w:rFonts w:ascii="Times New Roman" w:cs="Times New Roman" w:eastAsia="Times New Roman" w:hAnsi="Times New Roman"/>
+          <w:sz w:val="21"/>
+          <w:szCs w:val="21"/>
+        </w:rPr>
+        <w:t>, I. and Tanil, H. (2008) Distributions of exceedances of generalized order statistics. Statistics., 42, Issue 1, 67-76.</w:t>
+      </w:r>
+    </w:p>
+    <w:p>
+      <w:pPr>
+        <w:spacing w:after="80"/>
+      </w:pPr>
+      <w:r>
+        <w:rPr>
+          <w:rFonts w:ascii="Times New Roman" w:cs="Times New Roman" w:eastAsia="Times New Roman" w:hAnsi="Times New Roman"/>
+          <w:sz w:val="21"/>
+          <w:szCs w:val="21"/>
+        </w:rPr>
+        <w:t xml:space="preserve">39. </w:t>
+      </w:r>
+      <w:r>
+        <w:rPr>
+          <w:rFonts w:ascii="Times New Roman" w:cs="Times New Roman" w:eastAsia="Times New Roman" w:hAnsi="Times New Roman"/>
+          <w:b/>
+          <w:bCs/>
+          <w:sz w:val="21"/>
+          <w:szCs w:val="21"/>
+        </w:rPr>
+        <w:t>Bairamov</w:t>
+      </w:r>
+      <w:r>
+        <w:rPr>
+          <w:rFonts w:ascii="Times New Roman" w:cs="Times New Roman" w:eastAsia="Times New Roman" w:hAnsi="Times New Roman"/>
+          <w:sz w:val="21"/>
+          <w:szCs w:val="21"/>
+        </w:rPr>
+        <w:t>, I. and Ozkal, T. (2007) On characterization of distributions through the properties of conditional expectations of order statistics. Communications in Statistics-Theory and Methods, 36,1319-1326</w:t>
+      </w:r>
+    </w:p>
+    <w:p>
+      <w:pPr>
+        <w:spacing w:after="80"/>
+      </w:pPr>
+      <w:r>
+        <w:rPr>
+          <w:rFonts w:ascii="Times New Roman" w:cs="Times New Roman" w:eastAsia="Times New Roman" w:hAnsi="Times New Roman"/>
+          <w:sz w:val="21"/>
+          <w:szCs w:val="21"/>
+        </w:rPr>
+        <w:t xml:space="preserve">40. </w:t>
+      </w:r>
+      <w:r>
+        <w:rPr>
+          <w:rFonts w:ascii="Times New Roman" w:cs="Times New Roman" w:eastAsia="Times New Roman" w:hAnsi="Times New Roman"/>
+          <w:b/>
+          <w:bCs/>
+          <w:sz w:val="21"/>
+          <w:szCs w:val="21"/>
+        </w:rPr>
+        <w:t>Bairamov</w:t>
+      </w:r>
+      <w:r>
+        <w:rPr>
+          <w:rFonts w:ascii="Times New Roman" w:cs="Times New Roman" w:eastAsia="Times New Roman" w:hAnsi="Times New Roman"/>
+          <w:sz w:val="21"/>
+          <w:szCs w:val="21"/>
+        </w:rPr>
+        <w:t>, I. and Tanil, H. (2007) On distributions of exceedances based on generalized order statistics.Communications in Statistics—Theory and Methods, 36: 1479–1491.</w:t>
+      </w:r>
+    </w:p>
+    <w:p>
+      <w:pPr>
+        <w:spacing w:after="80"/>
+      </w:pPr>
+      <w:r>
+        <w:rPr>
+          <w:rFonts w:ascii="Times New Roman" w:cs="Times New Roman" w:eastAsia="Times New Roman" w:hAnsi="Times New Roman"/>
+          <w:sz w:val="21"/>
+          <w:szCs w:val="21"/>
+        </w:rPr>
+        <w:t xml:space="preserve">41. </w:t>
+      </w:r>
+      <w:r>
+        <w:rPr>
+          <w:rFonts w:ascii="Times New Roman" w:cs="Times New Roman" w:eastAsia="Times New Roman" w:hAnsi="Times New Roman"/>
+          <w:b/>
+          <w:bCs/>
+          <w:sz w:val="21"/>
+          <w:szCs w:val="21"/>
+        </w:rPr>
+        <w:t>Bairamov</w:t>
+      </w:r>
+      <w:r>
+        <w:rPr>
+          <w:rFonts w:ascii="Times New Roman" w:cs="Times New Roman" w:eastAsia="Times New Roman" w:hAnsi="Times New Roman"/>
+          <w:sz w:val="21"/>
+          <w:szCs w:val="21"/>
+        </w:rPr>
+        <w:t>, I. (2007) Preface. Communications in Statistics—Theory and Methods, 36: 1271–1272 (Special Issue: Ordered Statistical Data)</w:t>
+      </w:r>
+    </w:p>
+    <w:p>
+      <w:pPr>
+        <w:spacing w:after="80"/>
+      </w:pPr>
+      <w:r>
+        <w:rPr>
+          <w:rFonts w:ascii="Times New Roman" w:cs="Times New Roman" w:eastAsia="Times New Roman" w:hAnsi="Times New Roman"/>
+          <w:sz w:val="21"/>
+          <w:szCs w:val="21"/>
+        </w:rPr>
+        <w:t xml:space="preserve">42. </w:t>
+      </w:r>
+      <w:r>
+        <w:rPr>
+          <w:rFonts w:ascii="Times New Roman" w:cs="Times New Roman" w:eastAsia="Times New Roman" w:hAnsi="Times New Roman"/>
+          <w:b/>
+          <w:bCs/>
+          <w:sz w:val="21"/>
+          <w:szCs w:val="21"/>
+        </w:rPr>
+        <w:t>Bairamov</w:t>
+      </w:r>
+      <w:r>
+        <w:rPr>
+          <w:rFonts w:ascii="Times New Roman" w:cs="Times New Roman" w:eastAsia="Times New Roman" w:hAnsi="Times New Roman"/>
+          <w:sz w:val="21"/>
+          <w:szCs w:val="21"/>
+        </w:rPr>
+        <w:t xml:space="preserve">, I. and Khan, M.K. (2007) On exceedances of record and order statistics. Proceedings of the American Mathematical Society. Volume 135, Number 6, pp. 1935-1945. </w:t>
+      </w:r>
+      <w:r>
+        <w:rPr>
+          <w:rFonts w:ascii="Times New Roman" w:cs="Times New Roman" w:eastAsia="Times New Roman" w:hAnsi="Times New Roman"/>
+          <w:b/>
+          <w:bCs/>
+          <w:sz w:val="21"/>
+          <w:szCs w:val="21"/>
+        </w:rPr>
+        <w:t>Ismihan</w:t>
+      </w:r>
+      <w:r>
+        <w:rPr>
+          <w:rFonts w:ascii="Times New Roman" w:cs="Times New Roman" w:eastAsia="Times New Roman" w:hAnsi="Times New Roman"/>
+          <w:sz w:val="21"/>
+          <w:szCs w:val="21"/>
+        </w:rPr>
+        <w:t xml:space="preserve"> </w:t>
+      </w:r>
+      <w:r>
+        <w:rPr>
+          <w:rFonts w:ascii="Times New Roman" w:cs="Times New Roman" w:eastAsia="Times New Roman" w:hAnsi="Times New Roman"/>
+          <w:b/>
+          <w:bCs/>
+          <w:sz w:val="21"/>
+          <w:szCs w:val="21"/>
+        </w:rPr>
+        <w:t>Bairamov</w:t>
+      </w:r>
+      <w:r>
+        <w:rPr>
+          <w:rFonts w:ascii="Times New Roman" w:cs="Times New Roman" w:eastAsia="Times New Roman" w:hAnsi="Times New Roman"/>
+          <w:sz w:val="21"/>
+          <w:szCs w:val="21"/>
+        </w:rPr>
+        <w:t xml:space="preserve"> and Alexei Stepanov (2006) A note on large deviations for weak records. Statistics and Probability Letters. 76, pp. 1449-1453. </w:t>
+      </w:r>
+      <w:r>
+        <w:rPr>
+          <w:rFonts w:ascii="Times New Roman" w:cs="Times New Roman" w:eastAsia="Times New Roman" w:hAnsi="Times New Roman"/>
+          <w:b/>
+          <w:bCs/>
+          <w:sz w:val="21"/>
+          <w:szCs w:val="21"/>
+        </w:rPr>
+        <w:t>Ismihan</w:t>
+      </w:r>
+      <w:r>
+        <w:rPr>
+          <w:rFonts w:ascii="Times New Roman" w:cs="Times New Roman" w:eastAsia="Times New Roman" w:hAnsi="Times New Roman"/>
+          <w:sz w:val="21"/>
+          <w:szCs w:val="21"/>
+        </w:rPr>
+        <w:t xml:space="preserve"> </w:t>
+      </w:r>
+      <w:r>
+        <w:rPr>
+          <w:rFonts w:ascii="Times New Roman" w:cs="Times New Roman" w:eastAsia="Times New Roman" w:hAnsi="Times New Roman"/>
+          <w:b/>
+          <w:bCs/>
+          <w:sz w:val="21"/>
+          <w:szCs w:val="21"/>
+        </w:rPr>
+        <w:t>Bairamov</w:t>
+      </w:r>
+      <w:r>
+        <w:rPr>
+          <w:rFonts w:ascii="Times New Roman" w:cs="Times New Roman" w:eastAsia="Times New Roman" w:hAnsi="Times New Roman"/>
+          <w:sz w:val="21"/>
+          <w:szCs w:val="21"/>
+        </w:rPr>
+        <w:t xml:space="preserve"> (2006) Advances in Exceedance Statistics Based on Ordered Random Variables. Recent Developments in Ordered Random Variables. Eds. Mohammad Ahsanullah and M.Z. Raqab. Nova Science Publishers. New York. Asadi M. and </w:t>
       </w:r>
       <w:r>
         <w:rPr>
@@ -2896,87 +3701,7 @@
           <w:sz w:val="21"/>
           <w:szCs w:val="21"/>
         </w:rPr>
-        <w:t xml:space="preserve">, K. (2013) From the Huang-Kotz distribution to Baker’s bivariate distribution. Journal of Multivariate Analysis. 113, 106-115 Tavangar, M. and </w:t>
-      </w:r>
-      <w:r>
-        <w:rPr>
-          <w:rFonts w:ascii="Times New Roman" w:cs="Times New Roman" w:eastAsia="Times New Roman" w:hAnsi="Times New Roman"/>
-          <w:b/>
-          <w:bCs/>
-          <w:sz w:val="21"/>
-          <w:szCs w:val="21"/>
-        </w:rPr>
-        <w:t>Bairamov</w:t>
-      </w:r>
-      <w:r>
-        <w:rPr>
-          <w:rFonts w:ascii="Times New Roman" w:cs="Times New Roman" w:eastAsia="Times New Roman" w:hAnsi="Times New Roman"/>
-          <w:sz w:val="21"/>
-          <w:szCs w:val="21"/>
-        </w:rPr>
-        <w:t>, I. (2012) A Note on the residual lifetimes in a life-test under Progressive Type-II right censoring scheme. Applied and Computational Mathematics. N. 3, 368-377.</w:t>
-      </w:r>
-    </w:p>
-    <w:p>
-      <w:pPr>
-        <w:spacing w:after="80"/>
-      </w:pPr>
-      <w:r>
-        <w:rPr>
-          <w:rFonts w:ascii="Times New Roman" w:cs="Times New Roman" w:eastAsia="Times New Roman" w:hAnsi="Times New Roman"/>
-          <w:sz w:val="21"/>
-          <w:szCs w:val="21"/>
-        </w:rPr>
-        <w:t xml:space="preserve">22. </w:t>
-      </w:r>
-      <w:r>
-        <w:rPr>
-          <w:rFonts w:ascii="Times New Roman" w:cs="Times New Roman" w:eastAsia="Times New Roman" w:hAnsi="Times New Roman"/>
-          <w:b/>
-          <w:bCs/>
-          <w:sz w:val="21"/>
-          <w:szCs w:val="21"/>
-        </w:rPr>
-        <w:t>Bairamov</w:t>
-      </w:r>
-      <w:r>
-        <w:rPr>
-          <w:rFonts w:ascii="Times New Roman" w:cs="Times New Roman" w:eastAsia="Times New Roman" w:hAnsi="Times New Roman"/>
-          <w:sz w:val="21"/>
-          <w:szCs w:val="21"/>
-        </w:rPr>
-        <w:t>, I. (2012) Corrigendum to “Majorization bounds for distribution functions” Statist. Probab. Lett. 82 (2012) 1799–1806], pp. 7-8.</w:t>
-      </w:r>
-    </w:p>
-    <w:p>
-      <w:pPr>
-        <w:spacing w:after="80"/>
-      </w:pPr>
-      <w:r>
-        <w:rPr>
-          <w:rFonts w:ascii="Times New Roman" w:cs="Times New Roman" w:eastAsia="Times New Roman" w:hAnsi="Times New Roman"/>
-          <w:sz w:val="21"/>
-          <w:szCs w:val="21"/>
-        </w:rPr>
-        <w:t xml:space="preserve">23. </w:t>
-      </w:r>
-      <w:r>
-        <w:rPr>
-          <w:rFonts w:ascii="Times New Roman" w:cs="Times New Roman" w:eastAsia="Times New Roman" w:hAnsi="Times New Roman"/>
-          <w:b/>
-          <w:bCs/>
-          <w:sz w:val="21"/>
-          <w:szCs w:val="21"/>
-        </w:rPr>
-        <w:t>Bairamov</w:t>
-      </w:r>
-      <w:r>
-        <w:rPr>
-          <w:rFonts w:ascii="Times New Roman" w:cs="Times New Roman" w:eastAsia="Times New Roman" w:hAnsi="Times New Roman"/>
-          <w:sz w:val="21"/>
-          <w:szCs w:val="21"/>
-        </w:rPr>
-        <w:t xml:space="preserve">, I. (2012) Majorization bounds for distribution functions. Statistics and Probability Letters. 82, 1799-1809. Eryılmaz, S. and </w:t>
+        <w:t xml:space="preserve"> I. (2006) The Mean Residual Lifetime and Mean Past Lifetime of k- out-of-n-Structures at the System Level. Recent Developments in Ordered Random Variables. Eds. Mohammad Ahsanullah and M.Z. Raqab. Nova Science Publishers. New York. Asadi, M. and </w:t>
       </w:r>
       <w:r>
         <w:rPr>
@@ -2994,757 +3719,6 @@
           <w:sz w:val="21"/>
           <w:szCs w:val="21"/>
         </w:rPr>
-        <w:t xml:space="preserve">, I. (2012) On extreme residual lives after the failure of the system. Mathematical Problems in Engineering. Volume 2012, Article ID 342940, 11 pages. Tavangar, M. and </w:t>
-      </w:r>
-      <w:r>
-        <w:rPr>
-          <w:rFonts w:ascii="Times New Roman" w:cs="Times New Roman" w:eastAsia="Times New Roman" w:hAnsi="Times New Roman"/>
-          <w:b/>
-          <w:bCs/>
-          <w:sz w:val="21"/>
-          <w:szCs w:val="21"/>
-        </w:rPr>
-        <w:t>Bairamov</w:t>
-      </w:r>
-      <w:r>
-        <w:rPr>
-          <w:rFonts w:ascii="Times New Roman" w:cs="Times New Roman" w:eastAsia="Times New Roman" w:hAnsi="Times New Roman"/>
-          <w:sz w:val="21"/>
-          <w:szCs w:val="21"/>
-        </w:rPr>
-        <w:t>, I. (2012) On the residual lifetimes of coherent systems with exchangeable components. Pakistan Journal of Statistics. Vol. 28(3), 303-313.</w:t>
-      </w:r>
-    </w:p>
-    <w:p>
-      <w:pPr>
-        <w:spacing w:after="80"/>
-      </w:pPr>
-      <w:r>
-        <w:rPr>
-          <w:rFonts w:ascii="Times New Roman" w:cs="Times New Roman" w:eastAsia="Times New Roman" w:hAnsi="Times New Roman"/>
-          <w:sz w:val="21"/>
-          <w:szCs w:val="21"/>
-        </w:rPr>
-        <w:t xml:space="preserve">24. </w:t>
-      </w:r>
-      <w:r>
-        <w:rPr>
-          <w:rFonts w:ascii="Times New Roman" w:cs="Times New Roman" w:eastAsia="Times New Roman" w:hAnsi="Times New Roman"/>
-          <w:b/>
-          <w:bCs/>
-          <w:sz w:val="21"/>
-          <w:szCs w:val="21"/>
-        </w:rPr>
-        <w:t>Bairamov</w:t>
-      </w:r>
-      <w:r>
-        <w:rPr>
-          <w:rFonts w:ascii="Times New Roman" w:cs="Times New Roman" w:eastAsia="Times New Roman" w:hAnsi="Times New Roman"/>
-          <w:sz w:val="21"/>
-          <w:szCs w:val="21"/>
-        </w:rPr>
-        <w:t>, I., Altınsoy (Yağcı), B. and Kerns, G. Jay. (2011) On generalized Sarmanov bivariate distributions. TWMS Journal of Applied and Engineering Mathematics. Vol. 1, No. 1, 2011.</w:t>
-      </w:r>
-    </w:p>
-    <w:p>
-      <w:pPr>
-        <w:spacing w:after="80"/>
-      </w:pPr>
-      <w:r>
-        <w:rPr>
-          <w:rFonts w:ascii="Times New Roman" w:cs="Times New Roman" w:eastAsia="Times New Roman" w:hAnsi="Times New Roman"/>
-          <w:sz w:val="21"/>
-          <w:szCs w:val="21"/>
-        </w:rPr>
-        <w:t xml:space="preserve">25. </w:t>
-      </w:r>
-      <w:r>
-        <w:rPr>
-          <w:rFonts w:ascii="Times New Roman" w:cs="Times New Roman" w:eastAsia="Times New Roman" w:hAnsi="Times New Roman"/>
-          <w:b/>
-          <w:bCs/>
-          <w:sz w:val="21"/>
-          <w:szCs w:val="21"/>
-        </w:rPr>
-        <w:t>Bairamov</w:t>
-      </w:r>
-      <w:r>
-        <w:rPr>
-          <w:rFonts w:ascii="Times New Roman" w:cs="Times New Roman" w:eastAsia="Times New Roman" w:hAnsi="Times New Roman"/>
-          <w:sz w:val="21"/>
-          <w:szCs w:val="21"/>
-        </w:rPr>
-        <w:t>, I and Parsi, S. (2011) Order statistics from mixed exchangeable random variables. Journal of Computational and Applied Mathematics, Volume 35, Issue 16, 4629-4638..</w:t>
-      </w:r>
-    </w:p>
-    <w:p>
-      <w:pPr>
-        <w:spacing w:after="80"/>
-      </w:pPr>
-      <w:r>
-        <w:rPr>
-          <w:rFonts w:ascii="Times New Roman" w:cs="Times New Roman" w:eastAsia="Times New Roman" w:hAnsi="Times New Roman"/>
-          <w:sz w:val="21"/>
-          <w:szCs w:val="21"/>
-        </w:rPr>
-        <w:t xml:space="preserve">26. </w:t>
-      </w:r>
-      <w:r>
-        <w:rPr>
-          <w:rFonts w:ascii="Times New Roman" w:cs="Times New Roman" w:eastAsia="Times New Roman" w:hAnsi="Times New Roman"/>
-          <w:b/>
-          <w:bCs/>
-          <w:sz w:val="21"/>
-          <w:szCs w:val="21"/>
-        </w:rPr>
-        <w:t>Bairamov</w:t>
-      </w:r>
-      <w:r>
-        <w:rPr>
-          <w:rFonts w:ascii="Times New Roman" w:cs="Times New Roman" w:eastAsia="Times New Roman" w:hAnsi="Times New Roman"/>
-          <w:sz w:val="21"/>
-          <w:szCs w:val="21"/>
-        </w:rPr>
-        <w:t>, I. and Parsi, S. (2011) On flexible progressive censoring. Journal of Computational and Applied Mathematics, Volume 35, Issue 16, 4517-4898..</w:t>
-      </w:r>
-    </w:p>
-    <w:p>
-      <w:pPr>
-        <w:spacing w:after="80"/>
-      </w:pPr>
-      <w:r>
-        <w:rPr>
-          <w:rFonts w:ascii="Times New Roman" w:cs="Times New Roman" w:eastAsia="Times New Roman" w:hAnsi="Times New Roman"/>
-          <w:sz w:val="21"/>
-          <w:szCs w:val="21"/>
-        </w:rPr>
-        <w:t xml:space="preserve">27. </w:t>
-      </w:r>
-      <w:r>
-        <w:rPr>
-          <w:rFonts w:ascii="Times New Roman" w:cs="Times New Roman" w:eastAsia="Times New Roman" w:hAnsi="Times New Roman"/>
-          <w:b/>
-          <w:bCs/>
-          <w:sz w:val="21"/>
-          <w:szCs w:val="21"/>
-        </w:rPr>
-        <w:t>Bairamov</w:t>
-      </w:r>
-      <w:r>
-        <w:rPr>
-          <w:rFonts w:ascii="Times New Roman" w:cs="Times New Roman" w:eastAsia="Times New Roman" w:hAnsi="Times New Roman"/>
-          <w:sz w:val="21"/>
-          <w:szCs w:val="21"/>
-        </w:rPr>
-        <w:t>, I. and Stepanov, A. (2011) Numbers of near bivariate record-concomitant obsrvations. Journal of Multivariate Analysis. 102, Issue 5, 908-917.</w:t>
-      </w:r>
-    </w:p>
-    <w:p>
-      <w:pPr>
-        <w:spacing w:after="80"/>
-      </w:pPr>
-      <w:r>
-        <w:rPr>
-          <w:rFonts w:ascii="Times New Roman" w:cs="Times New Roman" w:eastAsia="Times New Roman" w:hAnsi="Times New Roman"/>
-          <w:sz w:val="21"/>
-          <w:szCs w:val="21"/>
-        </w:rPr>
-        <w:t xml:space="preserve">28. </w:t>
-      </w:r>
-      <w:r>
-        <w:rPr>
-          <w:rFonts w:ascii="Times New Roman" w:cs="Times New Roman" w:eastAsia="Times New Roman" w:hAnsi="Times New Roman"/>
-          <w:b/>
-          <w:bCs/>
-          <w:sz w:val="21"/>
-          <w:szCs w:val="21"/>
-        </w:rPr>
-        <w:t>Bairamov</w:t>
-      </w:r>
-      <w:r>
-        <w:rPr>
-          <w:rFonts w:ascii="Times New Roman" w:cs="Times New Roman" w:eastAsia="Times New Roman" w:hAnsi="Times New Roman"/>
-          <w:sz w:val="21"/>
-          <w:szCs w:val="21"/>
-        </w:rPr>
-        <w:t xml:space="preserve"> I (2010), Order Statistics. In: Penelope Peterson, Eva Baker, Barry McGaw, (Editors), International Encyclopedia of Education, Volume 7, pp. 360-365. Oxford: Elsevier.</w:t>
-      </w:r>
-    </w:p>
-    <w:p>
-      <w:pPr>
-        <w:spacing w:after="80"/>
-      </w:pPr>
-      <w:r>
-        <w:rPr>
-          <w:rFonts w:ascii="Times New Roman" w:cs="Times New Roman" w:eastAsia="Times New Roman" w:hAnsi="Times New Roman"/>
-          <w:sz w:val="21"/>
-          <w:szCs w:val="21"/>
-        </w:rPr>
-        <w:t xml:space="preserve">29. </w:t>
-      </w:r>
-      <w:r>
-        <w:rPr>
-          <w:rFonts w:ascii="Times New Roman" w:cs="Times New Roman" w:eastAsia="Times New Roman" w:hAnsi="Times New Roman"/>
-          <w:b/>
-          <w:bCs/>
-          <w:sz w:val="21"/>
-          <w:szCs w:val="21"/>
-        </w:rPr>
-        <w:t>Bairamov</w:t>
-      </w:r>
-      <w:r>
-        <w:rPr>
-          <w:rFonts w:ascii="Times New Roman" w:cs="Times New Roman" w:eastAsia="Times New Roman" w:hAnsi="Times New Roman"/>
-          <w:sz w:val="21"/>
-          <w:szCs w:val="21"/>
-        </w:rPr>
-        <w:t>, I. and Elmastas G. O. (2010) Discrete distributions connected with the bivariate binomial. Hacettepe Journal of Mathematics and Statistics. Volume 39(1),109-120.</w:t>
-      </w:r>
-    </w:p>
-    <w:p>
-      <w:pPr>
-        <w:spacing w:after="80"/>
-      </w:pPr>
-      <w:r>
-        <w:rPr>
-          <w:rFonts w:ascii="Times New Roman" w:cs="Times New Roman" w:eastAsia="Times New Roman" w:hAnsi="Times New Roman"/>
-          <w:sz w:val="21"/>
-          <w:szCs w:val="21"/>
-        </w:rPr>
-        <w:t xml:space="preserve">30. </w:t>
-      </w:r>
-      <w:r>
-        <w:rPr>
-          <w:rFonts w:ascii="Times New Roman" w:cs="Times New Roman" w:eastAsia="Times New Roman" w:hAnsi="Times New Roman"/>
-          <w:b/>
-          <w:bCs/>
-          <w:sz w:val="21"/>
-          <w:szCs w:val="21"/>
-        </w:rPr>
-        <w:t>Bairamov</w:t>
-      </w:r>
-      <w:r>
-        <w:rPr>
-          <w:rFonts w:ascii="Times New Roman" w:cs="Times New Roman" w:eastAsia="Times New Roman" w:hAnsi="Times New Roman"/>
-          <w:sz w:val="21"/>
-          <w:szCs w:val="21"/>
-        </w:rPr>
-        <w:t>, I. Stepanov, A. (2010) Numbers of near-maxima for the bivariate case. Statistics and Probability Letters ,80, 196-205. .</w:t>
-      </w:r>
-    </w:p>
-    <w:p>
-      <w:pPr>
-        <w:spacing w:after="80"/>
-      </w:pPr>
-      <w:r>
-        <w:rPr>
-          <w:rFonts w:ascii="Times New Roman" w:cs="Times New Roman" w:eastAsia="Times New Roman" w:hAnsi="Times New Roman"/>
-          <w:sz w:val="21"/>
-          <w:szCs w:val="21"/>
-        </w:rPr>
-        <w:t xml:space="preserve">31. </w:t>
-      </w:r>
-      <w:r>
-        <w:rPr>
-          <w:rFonts w:ascii="Times New Roman" w:cs="Times New Roman" w:eastAsia="Times New Roman" w:hAnsi="Times New Roman"/>
-          <w:b/>
-          <w:bCs/>
-          <w:sz w:val="21"/>
-          <w:szCs w:val="21"/>
-        </w:rPr>
-        <w:t>Bairamov</w:t>
-      </w:r>
-      <w:r>
-        <w:rPr>
-          <w:rFonts w:ascii="Times New Roman" w:cs="Times New Roman" w:eastAsia="Times New Roman" w:hAnsi="Times New Roman"/>
-          <w:sz w:val="21"/>
-          <w:szCs w:val="21"/>
-        </w:rPr>
-        <w:t>, I. Berred, A. and Stepanov, A. (2010) Limit results for ordered uniform spacings. Statistical Papers. 51, 227-241.</w:t>
-      </w:r>
-    </w:p>
-    <w:p>
-      <w:pPr>
-        <w:spacing w:after="80"/>
-      </w:pPr>
-      <w:r>
-        <w:rPr>
-          <w:rFonts w:ascii="Times New Roman" w:cs="Times New Roman" w:eastAsia="Times New Roman" w:hAnsi="Times New Roman"/>
-          <w:sz w:val="21"/>
-          <w:szCs w:val="21"/>
-        </w:rPr>
-        <w:t xml:space="preserve">32. </w:t>
-      </w:r>
-      <w:r>
-        <w:rPr>
-          <w:rFonts w:ascii="Times New Roman" w:cs="Times New Roman" w:eastAsia="Times New Roman" w:hAnsi="Times New Roman"/>
-          <w:b/>
-          <w:bCs/>
-          <w:sz w:val="21"/>
-          <w:szCs w:val="21"/>
-        </w:rPr>
-        <w:t>Bairamov</w:t>
-      </w:r>
-      <w:r>
-        <w:rPr>
-          <w:rFonts w:ascii="Times New Roman" w:cs="Times New Roman" w:eastAsia="Times New Roman" w:hAnsi="Times New Roman"/>
-          <w:sz w:val="21"/>
-          <w:szCs w:val="21"/>
-        </w:rPr>
-        <w:t xml:space="preserve">, I. and Ucer, B. (2009) On a dependence between random variables in a neighborhood of a particular point Journal of Statistical Theory and Applications. Volume, 8, No. 4, pp. 392-402 Parsi, S. </w:t>
-      </w:r>
-      <w:r>
-        <w:rPr>
-          <w:rFonts w:ascii="Times New Roman" w:cs="Times New Roman" w:eastAsia="Times New Roman" w:hAnsi="Times New Roman"/>
-          <w:b/>
-          <w:bCs/>
-          <w:sz w:val="21"/>
-          <w:szCs w:val="21"/>
-        </w:rPr>
-        <w:t>Bairamov</w:t>
-      </w:r>
-      <w:r>
-        <w:rPr>
-          <w:rFonts w:ascii="Times New Roman" w:cs="Times New Roman" w:eastAsia="Times New Roman" w:hAnsi="Times New Roman"/>
-          <w:sz w:val="21"/>
-          <w:szCs w:val="21"/>
-        </w:rPr>
-        <w:t>, I. (2009) Expected values of the number of failures for two populations under joint Type-II progressive censoring. Comput. Statist. Data. Anal.</w:t>
-      </w:r>
-    </w:p>
-    <w:p>
-      <w:pPr>
-        <w:spacing w:after="80"/>
-      </w:pPr>
-      <w:r>
-        <w:rPr>
-          <w:rFonts w:ascii="Times New Roman" w:cs="Times New Roman" w:eastAsia="Times New Roman" w:hAnsi="Times New Roman"/>
-          <w:sz w:val="21"/>
-          <w:szCs w:val="21"/>
-        </w:rPr>
-        <w:t xml:space="preserve">33. </w:t>
-      </w:r>
-      <w:r>
-        <w:rPr>
-          <w:rFonts w:ascii="Times New Roman" w:cs="Times New Roman" w:eastAsia="Times New Roman" w:hAnsi="Times New Roman"/>
-          <w:b/>
-          <w:bCs/>
-          <w:sz w:val="21"/>
-          <w:szCs w:val="21"/>
-        </w:rPr>
-        <w:t>Bairamov</w:t>
-      </w:r>
-      <w:r>
-        <w:rPr>
-          <w:rFonts w:ascii="Times New Roman" w:cs="Times New Roman" w:eastAsia="Times New Roman" w:hAnsi="Times New Roman"/>
-          <w:sz w:val="21"/>
-          <w:szCs w:val="21"/>
-        </w:rPr>
-        <w:t xml:space="preserve"> I. and Eryılmaz, S. (2009) Wating times of exceedances in random threshold models. Statist. and Probab. Letters. 79, 676-683. Gurler, S. and </w:t>
-      </w:r>
-      <w:r>
-        <w:rPr>
-          <w:rFonts w:ascii="Times New Roman" w:cs="Times New Roman" w:eastAsia="Times New Roman" w:hAnsi="Times New Roman"/>
-          <w:b/>
-          <w:bCs/>
-          <w:sz w:val="21"/>
-          <w:szCs w:val="21"/>
-        </w:rPr>
-        <w:t>Bairamov</w:t>
-      </w:r>
-      <w:r>
-        <w:rPr>
-          <w:rFonts w:ascii="Times New Roman" w:cs="Times New Roman" w:eastAsia="Times New Roman" w:hAnsi="Times New Roman"/>
-          <w:sz w:val="21"/>
-          <w:szCs w:val="21"/>
-        </w:rPr>
-        <w:t>, I. (2009) Parallel and k-out-of-n:G systems with nonidentical components and their mean residual life functions. Applied Mathematical Modeling. 33. 1116-1125.</w:t>
-      </w:r>
-    </w:p>
-    <w:p>
-      <w:pPr>
-        <w:spacing w:after="80"/>
-      </w:pPr>
-      <w:r>
-        <w:rPr>
-          <w:rFonts w:ascii="Times New Roman" w:cs="Times New Roman" w:eastAsia="Times New Roman" w:hAnsi="Times New Roman"/>
-          <w:sz w:val="21"/>
-          <w:szCs w:val="21"/>
-        </w:rPr>
-        <w:t xml:space="preserve">34. </w:t>
-      </w:r>
-      <w:r>
-        <w:rPr>
-          <w:rFonts w:ascii="Times New Roman" w:cs="Times New Roman" w:eastAsia="Times New Roman" w:hAnsi="Times New Roman"/>
-          <w:b/>
-          <w:bCs/>
-          <w:sz w:val="21"/>
-          <w:szCs w:val="21"/>
-        </w:rPr>
-        <w:t>Bairamov</w:t>
-      </w:r>
-      <w:r>
-        <w:rPr>
-          <w:rFonts w:ascii="Times New Roman" w:cs="Times New Roman" w:eastAsia="Times New Roman" w:hAnsi="Times New Roman"/>
-          <w:sz w:val="21"/>
-          <w:szCs w:val="21"/>
-        </w:rPr>
-        <w:t xml:space="preserve"> I. and Eryılmaz, S. (2009) Wating times of exceedances in random threshold models. Statistics and Probability Letters. 79 , 676-683</w:t>
-      </w:r>
-    </w:p>
-    <w:p>
-      <w:pPr>
-        <w:spacing w:after="80"/>
-      </w:pPr>
-      <w:r>
-        <w:rPr>
-          <w:rFonts w:ascii="Times New Roman" w:cs="Times New Roman" w:eastAsia="Times New Roman" w:hAnsi="Times New Roman"/>
-          <w:sz w:val="21"/>
-          <w:szCs w:val="21"/>
-        </w:rPr>
-        <w:t xml:space="preserve">35. </w:t>
-      </w:r>
-      <w:r>
-        <w:rPr>
-          <w:rFonts w:ascii="Times New Roman" w:cs="Times New Roman" w:eastAsia="Times New Roman" w:hAnsi="Times New Roman"/>
-          <w:b/>
-          <w:bCs/>
-          <w:sz w:val="21"/>
-          <w:szCs w:val="21"/>
-        </w:rPr>
-        <w:t>Bairamov</w:t>
-      </w:r>
-      <w:r>
-        <w:rPr>
-          <w:rFonts w:ascii="Times New Roman" w:cs="Times New Roman" w:eastAsia="Times New Roman" w:hAnsi="Times New Roman"/>
-          <w:sz w:val="21"/>
-          <w:szCs w:val="21"/>
-        </w:rPr>
-        <w:t>, I. Berred, A. and Stepanov, A. (2009) Limit results for ordered uniform spacings. Statistical Papers. (Forthcoming)</w:t>
-      </w:r>
-    </w:p>
-    <w:p>
-      <w:pPr>
-        <w:spacing w:after="80"/>
-      </w:pPr>
-      <w:r>
-        <w:rPr>
-          <w:rFonts w:ascii="Times New Roman" w:cs="Times New Roman" w:eastAsia="Times New Roman" w:hAnsi="Times New Roman"/>
-          <w:sz w:val="21"/>
-          <w:szCs w:val="21"/>
-        </w:rPr>
-        <w:t xml:space="preserve">36. </w:t>
-      </w:r>
-      <w:r>
-        <w:rPr>
-          <w:rFonts w:ascii="Times New Roman" w:cs="Times New Roman" w:eastAsia="Times New Roman" w:hAnsi="Times New Roman"/>
-          <w:b/>
-          <w:bCs/>
-          <w:sz w:val="21"/>
-          <w:szCs w:val="21"/>
-        </w:rPr>
-        <w:t>Bairamov</w:t>
-      </w:r>
-      <w:r>
-        <w:rPr>
-          <w:rFonts w:ascii="Times New Roman" w:cs="Times New Roman" w:eastAsia="Times New Roman" w:hAnsi="Times New Roman"/>
-          <w:sz w:val="21"/>
-          <w:szCs w:val="21"/>
-        </w:rPr>
-        <w:t>, I. and Eryilmaz, S. (2008) Joint Behaviour of precedences and exceedances in random threshold models. Australian and New Zealand Journal of Statistics</w:t>
-      </w:r>
-    </w:p>
-    <w:p>
-      <w:pPr>
-        <w:spacing w:after="80"/>
-      </w:pPr>
-      <w:r>
-        <w:rPr>
-          <w:rFonts w:ascii="Times New Roman" w:cs="Times New Roman" w:eastAsia="Times New Roman" w:hAnsi="Times New Roman"/>
-          <w:sz w:val="21"/>
-          <w:szCs w:val="21"/>
-        </w:rPr>
-        <w:t xml:space="preserve">37. </w:t>
-      </w:r>
-      <w:r>
-        <w:rPr>
-          <w:rFonts w:ascii="Times New Roman" w:cs="Times New Roman" w:eastAsia="Times New Roman" w:hAnsi="Times New Roman"/>
-          <w:b/>
-          <w:bCs/>
-          <w:sz w:val="21"/>
-          <w:szCs w:val="21"/>
-        </w:rPr>
-        <w:t>Bairamov</w:t>
-      </w:r>
-      <w:r>
-        <w:rPr>
-          <w:rFonts w:ascii="Times New Roman" w:cs="Times New Roman" w:eastAsia="Times New Roman" w:hAnsi="Times New Roman"/>
-          <w:sz w:val="21"/>
-          <w:szCs w:val="21"/>
-        </w:rPr>
-        <w:t>, I. and Arnold, B. (2008) On the residual lifelengths of the remaining components in an n-k+1 out of n system. Statistics and Probability Letters.78, 945-952. PDF</w:t>
-      </w:r>
-    </w:p>
-    <w:p>
-      <w:pPr>
-        <w:spacing w:after="80"/>
-      </w:pPr>
-      <w:r>
-        <w:rPr>
-          <w:rFonts w:ascii="Times New Roman" w:cs="Times New Roman" w:eastAsia="Times New Roman" w:hAnsi="Times New Roman"/>
-          <w:sz w:val="21"/>
-          <w:szCs w:val="21"/>
-        </w:rPr>
-        <w:t xml:space="preserve">38. </w:t>
-      </w:r>
-      <w:r>
-        <w:rPr>
-          <w:rFonts w:ascii="Times New Roman" w:cs="Times New Roman" w:eastAsia="Times New Roman" w:hAnsi="Times New Roman"/>
-          <w:b/>
-          <w:bCs/>
-          <w:sz w:val="21"/>
-          <w:szCs w:val="21"/>
-        </w:rPr>
-        <w:t>Bairamov</w:t>
-      </w:r>
-      <w:r>
-        <w:rPr>
-          <w:rFonts w:ascii="Times New Roman" w:cs="Times New Roman" w:eastAsia="Times New Roman" w:hAnsi="Times New Roman"/>
-          <w:sz w:val="21"/>
-          <w:szCs w:val="21"/>
-        </w:rPr>
-        <w:t>, I. and Tanil, H. (2008) Distributions of exceedances of generalized order statistics. Statistics., 42, Issue 1, 67-76.</w:t>
-      </w:r>
-    </w:p>
-    <w:p>
-      <w:pPr>
-        <w:spacing w:after="80"/>
-      </w:pPr>
-      <w:r>
-        <w:rPr>
-          <w:rFonts w:ascii="Times New Roman" w:cs="Times New Roman" w:eastAsia="Times New Roman" w:hAnsi="Times New Roman"/>
-          <w:sz w:val="21"/>
-          <w:szCs w:val="21"/>
-        </w:rPr>
-        <w:t xml:space="preserve">39. </w:t>
-      </w:r>
-      <w:r>
-        <w:rPr>
-          <w:rFonts w:ascii="Times New Roman" w:cs="Times New Roman" w:eastAsia="Times New Roman" w:hAnsi="Times New Roman"/>
-          <w:b/>
-          <w:bCs/>
-          <w:sz w:val="21"/>
-          <w:szCs w:val="21"/>
-        </w:rPr>
-        <w:t>Bairamov</w:t>
-      </w:r>
-      <w:r>
-        <w:rPr>
-          <w:rFonts w:ascii="Times New Roman" w:cs="Times New Roman" w:eastAsia="Times New Roman" w:hAnsi="Times New Roman"/>
-          <w:sz w:val="21"/>
-          <w:szCs w:val="21"/>
-        </w:rPr>
-        <w:t>, I. and Ozkal, T. (2007) On characterization of distributions through the properties of conditional expectations of order statistics. Communications in Statistics-Theory and Methods, 36,1319-1326</w:t>
-      </w:r>
-    </w:p>
-    <w:p>
-      <w:pPr>
-        <w:spacing w:after="80"/>
-      </w:pPr>
-      <w:r>
-        <w:rPr>
-          <w:rFonts w:ascii="Times New Roman" w:cs="Times New Roman" w:eastAsia="Times New Roman" w:hAnsi="Times New Roman"/>
-          <w:sz w:val="21"/>
-          <w:szCs w:val="21"/>
-        </w:rPr>
-        <w:t xml:space="preserve">40. </w:t>
-      </w:r>
-      <w:r>
-        <w:rPr>
-          <w:rFonts w:ascii="Times New Roman" w:cs="Times New Roman" w:eastAsia="Times New Roman" w:hAnsi="Times New Roman"/>
-          <w:b/>
-          <w:bCs/>
-          <w:sz w:val="21"/>
-          <w:szCs w:val="21"/>
-        </w:rPr>
-        <w:t>Bairamov</w:t>
-      </w:r>
-      <w:r>
-        <w:rPr>
-          <w:rFonts w:ascii="Times New Roman" w:cs="Times New Roman" w:eastAsia="Times New Roman" w:hAnsi="Times New Roman"/>
-          <w:sz w:val="21"/>
-          <w:szCs w:val="21"/>
-        </w:rPr>
-        <w:t>, I. and Tanil, H. (2007) On distributions of exceedances based on generalized order statistics.Communications in Statistics—Theory and Methods, 36: 1479–1491.</w:t>
-      </w:r>
-    </w:p>
-    <w:p>
-      <w:pPr>
-        <w:spacing w:after="80"/>
-      </w:pPr>
-      <w:r>
-        <w:rPr>
-          <w:rFonts w:ascii="Times New Roman" w:cs="Times New Roman" w:eastAsia="Times New Roman" w:hAnsi="Times New Roman"/>
-          <w:sz w:val="21"/>
-          <w:szCs w:val="21"/>
-        </w:rPr>
-        <w:t xml:space="preserve">41. </w:t>
-      </w:r>
-      <w:r>
-        <w:rPr>
-          <w:rFonts w:ascii="Times New Roman" w:cs="Times New Roman" w:eastAsia="Times New Roman" w:hAnsi="Times New Roman"/>
-          <w:b/>
-          <w:bCs/>
-          <w:sz w:val="21"/>
-          <w:szCs w:val="21"/>
-        </w:rPr>
-        <w:t>Bairamov</w:t>
-      </w:r>
-      <w:r>
-        <w:rPr>
-          <w:rFonts w:ascii="Times New Roman" w:cs="Times New Roman" w:eastAsia="Times New Roman" w:hAnsi="Times New Roman"/>
-          <w:sz w:val="21"/>
-          <w:szCs w:val="21"/>
-        </w:rPr>
-        <w:t>, I. (2007) Preface. Communications in Statistics—Theory and Methods, 36: 1271–1272 (Special Issue: Ordered Statistical Data)</w:t>
-      </w:r>
-    </w:p>
-    <w:p>
-      <w:pPr>
-        <w:spacing w:after="80"/>
-      </w:pPr>
-      <w:r>
-        <w:rPr>
-          <w:rFonts w:ascii="Times New Roman" w:cs="Times New Roman" w:eastAsia="Times New Roman" w:hAnsi="Times New Roman"/>
-          <w:sz w:val="21"/>
-          <w:szCs w:val="21"/>
-        </w:rPr>
-        <w:t xml:space="preserve">42. </w:t>
-      </w:r>
-      <w:r>
-        <w:rPr>
-          <w:rFonts w:ascii="Times New Roman" w:cs="Times New Roman" w:eastAsia="Times New Roman" w:hAnsi="Times New Roman"/>
-          <w:b/>
-          <w:bCs/>
-          <w:sz w:val="21"/>
-          <w:szCs w:val="21"/>
-        </w:rPr>
-        <w:t>Bairamov</w:t>
-      </w:r>
-      <w:r>
-        <w:rPr>
-          <w:rFonts w:ascii="Times New Roman" w:cs="Times New Roman" w:eastAsia="Times New Roman" w:hAnsi="Times New Roman"/>
-          <w:sz w:val="21"/>
-          <w:szCs w:val="21"/>
-        </w:rPr>
-        <w:t xml:space="preserve">, I. and Khan, M.K. (2007) On exceedances of record and order statistics. Proceedings of the American Mathematical Society. Volume 135, Number 6, pp. 1935-1945. </w:t>
-      </w:r>
-      <w:r>
-        <w:rPr>
-          <w:rFonts w:ascii="Times New Roman" w:cs="Times New Roman" w:eastAsia="Times New Roman" w:hAnsi="Times New Roman"/>
-          <w:b/>
-          <w:bCs/>
-          <w:sz w:val="21"/>
-          <w:szCs w:val="21"/>
-        </w:rPr>
-        <w:t>Ismihan</w:t>
-      </w:r>
-      <w:r>
-        <w:rPr>
-          <w:rFonts w:ascii="Times New Roman" w:cs="Times New Roman" w:eastAsia="Times New Roman" w:hAnsi="Times New Roman"/>
-          <w:sz w:val="21"/>
-          <w:szCs w:val="21"/>
-        </w:rPr>
-        <w:t xml:space="preserve"> </w:t>
-      </w:r>
-      <w:r>
-        <w:rPr>
-          <w:rFonts w:ascii="Times New Roman" w:cs="Times New Roman" w:eastAsia="Times New Roman" w:hAnsi="Times New Roman"/>
-          <w:b/>
-          <w:bCs/>
-          <w:sz w:val="21"/>
-          <w:szCs w:val="21"/>
-        </w:rPr>
-        <w:t>Bairamov</w:t>
-      </w:r>
-      <w:r>
-        <w:rPr>
-          <w:rFonts w:ascii="Times New Roman" w:cs="Times New Roman" w:eastAsia="Times New Roman" w:hAnsi="Times New Roman"/>
-          <w:sz w:val="21"/>
-          <w:szCs w:val="21"/>
-        </w:rPr>
-        <w:t xml:space="preserve"> and Alexei Stepanov (2006) A note on large deviations for weak records. Statistics and Probability Letters. 76, pp. 1449-1453. </w:t>
-      </w:r>
-      <w:r>
-        <w:rPr>
-          <w:rFonts w:ascii="Times New Roman" w:cs="Times New Roman" w:eastAsia="Times New Roman" w:hAnsi="Times New Roman"/>
-          <w:b/>
-          <w:bCs/>
-          <w:sz w:val="21"/>
-          <w:szCs w:val="21"/>
-        </w:rPr>
-        <w:t>Ismihan</w:t>
-      </w:r>
-      <w:r>
-        <w:rPr>
-          <w:rFonts w:ascii="Times New Roman" w:cs="Times New Roman" w:eastAsia="Times New Roman" w:hAnsi="Times New Roman"/>
-          <w:sz w:val="21"/>
-          <w:szCs w:val="21"/>
-        </w:rPr>
-        <w:t xml:space="preserve"> </w:t>
-      </w:r>
-      <w:r>
-        <w:rPr>
-          <w:rFonts w:ascii="Times New Roman" w:cs="Times New Roman" w:eastAsia="Times New Roman" w:hAnsi="Times New Roman"/>
-          <w:b/>
-          <w:bCs/>
-          <w:sz w:val="21"/>
-          <w:szCs w:val="21"/>
-        </w:rPr>
-        <w:t>Bairamov</w:t>
-      </w:r>
-      <w:r>
-        <w:rPr>
-          <w:rFonts w:ascii="Times New Roman" w:cs="Times New Roman" w:eastAsia="Times New Roman" w:hAnsi="Times New Roman"/>
-          <w:sz w:val="21"/>
-          <w:szCs w:val="21"/>
-        </w:rPr>
-        <w:t xml:space="preserve"> (2006) Advances in Exceedance Statistics Based on Ordered Random Variables. Recent Developments in Ordered Random Variables. Eds. Mohammad Ahsanullah and M.Z. Raqab. Nova Science Publishers. New York. Asadi M. and </w:t>
-      </w:r>
-      <w:r>
-        <w:rPr>
-          <w:rFonts w:ascii="Times New Roman" w:cs="Times New Roman" w:eastAsia="Times New Roman" w:hAnsi="Times New Roman"/>
-          <w:b/>
-          <w:bCs/>
-          <w:sz w:val="21"/>
-          <w:szCs w:val="21"/>
-        </w:rPr>
-        <w:t>Bayramoglu</w:t>
-      </w:r>
-      <w:r>
-        <w:rPr>
-          <w:rFonts w:ascii="Times New Roman" w:cs="Times New Roman" w:eastAsia="Times New Roman" w:hAnsi="Times New Roman"/>
-          <w:sz w:val="21"/>
-          <w:szCs w:val="21"/>
-        </w:rPr>
-        <w:t xml:space="preserve"> I. (2006) The Mean Residual Lifetime and Mean Past Lifetime of k- out-of-n-Structures at the System Level. Recent Developments in Ordered Random Variables. Eds. Mohammad Ahsanullah and M.Z. Raqab. Nova Science Publishers. New York. Asadi, M. and </w:t>
-      </w:r>
-      <w:r>
-        <w:rPr>
-          <w:rFonts w:ascii="Times New Roman" w:cs="Times New Roman" w:eastAsia="Times New Roman" w:hAnsi="Times New Roman"/>
-          <w:b/>
-          <w:bCs/>
-          <w:sz w:val="21"/>
-          <w:szCs w:val="21"/>
-        </w:rPr>
-        <w:t>Bayramoglu</w:t>
-      </w:r>
-      <w:r>
-        <w:rPr>
-          <w:rFonts w:ascii="Times New Roman" w:cs="Times New Roman" w:eastAsia="Times New Roman" w:hAnsi="Times New Roman"/>
-          <w:sz w:val="21"/>
-          <w:szCs w:val="21"/>
-        </w:rPr>
         <w:t>, I. (2006) The mean residual life function of a k-out-of- n structure at the system level. IEEE Transactions on Reliability. Vol. 55, No. 2, June.</w:t>
       </w:r>
     </w:p>
@@ -3820,79 +3794,71 @@
           <w:sz w:val="21"/>
           <w:szCs w:val="21"/>
         </w:rPr>
-        <w:t xml:space="preserve">45. </w:t>
-      </w:r>
-      <w:r>
-        <w:rPr>
-          <w:rFonts w:ascii="Times New Roman" w:cs="Times New Roman" w:eastAsia="Times New Roman" w:hAnsi="Times New Roman"/>
-          <w:b/>
-          <w:bCs/>
-          <w:sz w:val="21"/>
-          <w:szCs w:val="21"/>
-        </w:rPr>
-        <w:t>Bairamov</w:t>
-      </w:r>
-      <w:r>
-        <w:rPr>
-          <w:rFonts w:ascii="Times New Roman" w:cs="Times New Roman" w:eastAsia="Times New Roman" w:hAnsi="Times New Roman"/>
-          <w:sz w:val="21"/>
-          <w:szCs w:val="21"/>
-        </w:rPr>
-        <w:t xml:space="preserve"> I., Ahsanullah M. and Anthony Pakes (2005) A characterization of continuous distributions via regression of pairs of record values. Australian and New Zealand Journal of Statistics.47 (4), 543-547. Arslan, G., Ahsanullah, M. and </w:t>
-      </w:r>
-      <w:r>
-        <w:rPr>
-          <w:rFonts w:ascii="Times New Roman" w:cs="Times New Roman" w:eastAsia="Times New Roman" w:hAnsi="Times New Roman"/>
-          <w:b/>
-          <w:bCs/>
-          <w:sz w:val="21"/>
-          <w:szCs w:val="21"/>
-        </w:rPr>
-        <w:t>Bayramoglu</w:t>
-      </w:r>
-      <w:r>
-        <w:rPr>
-          <w:rFonts w:ascii="Times New Roman" w:cs="Times New Roman" w:eastAsia="Times New Roman" w:hAnsi="Times New Roman"/>
-          <w:sz w:val="21"/>
-          <w:szCs w:val="21"/>
-        </w:rPr>
-        <w:t xml:space="preserve">, I. (2005) On Characteristics Properties of Uniform Distribution. Sankhya: The Indian Journal of Statistics. Volume 67, Part 4, pp 717- 723. Balakrishnan, N., </w:t>
-      </w:r>
-      <w:r>
-        <w:rPr>
-          <w:rFonts w:ascii="Times New Roman" w:cs="Times New Roman" w:eastAsia="Times New Roman" w:hAnsi="Times New Roman"/>
-          <w:b/>
-          <w:bCs/>
-          <w:sz w:val="21"/>
-          <w:szCs w:val="21"/>
-        </w:rPr>
-        <w:t>Bairamov</w:t>
-      </w:r>
-      <w:r>
-        <w:rPr>
-          <w:rFonts w:ascii="Times New Roman" w:cs="Times New Roman" w:eastAsia="Times New Roman" w:hAnsi="Times New Roman"/>
-          <w:sz w:val="21"/>
-          <w:szCs w:val="21"/>
-        </w:rPr>
-        <w:t xml:space="preserve">, I. and O.L. Gebizlioglu.(2005) Advances on Models, Characterizations and Applications. Chapman and Hall/CRC. Asadi M. and Bairamoglu I. (2005) A Note on the Mean Residual Life Function of a Parallel System. Communications in Statistics. Vol. 34, Issue 2 . pp. 475-485. O. Ege Oruc and I. </w:t>
-      </w:r>
-      <w:r>
-        <w:rPr>
-          <w:rFonts w:ascii="Times New Roman" w:cs="Times New Roman" w:eastAsia="Times New Roman" w:hAnsi="Times New Roman"/>
-          <w:b/>
-          <w:bCs/>
-          <w:sz w:val="21"/>
-          <w:szCs w:val="21"/>
-        </w:rPr>
-        <w:t>Bayramoglu</w:t>
-      </w:r>
-      <w:r>
-        <w:rPr>
-          <w:rFonts w:ascii="Times New Roman" w:cs="Times New Roman" w:eastAsia="Times New Roman" w:hAnsi="Times New Roman"/>
-          <w:sz w:val="21"/>
-          <w:szCs w:val="21"/>
-        </w:rPr>
-        <w:t xml:space="preserve"> (2005) On the general class of two sided power distribution. Communications in Statistics. Vol. 34, Issue 5. 34, 1009-1017.</w:t>
+        <w:t>45. Bairamov I., Ahsanullah M. and Anthony Pakes (2005) A characterization of continuous distributions via regression of pairs of record values. Australian and New Zealand Journal of Statistics.47 (4), 543-547. Arslan, G., Ahsanullah, M. and Bayramoglu, I. (2005) On Characteristics Properties of Uniform Distribution. Sankhya: The Indian Journal of Statistics. Volume 67, Part 4, pp 717- 723. Balakrishnan, N., Bairamov, I. and O.L. Gebizlioglu.(2005) Advances on Models, Characterizations and Applications. Chapman and Hall/CRC. Asadi M. and Bairamoglu I. (2005) A Note on the Mean Residual Life Function of a Parallel System. Communications in Statistics. Vol. 34, Issue 2. pp. 475-485. O. Ege Oruc and I. Bayramoglu (2005) On the general class of two sided power distribution. Communications in Statistics. Vol. 34, Issue 5. 34, 1009-1017.</w:t>
+      </w:r>
+      <w:r>
+        <w:rPr>
+          <w:rFonts w:ascii="Times New Roman" w:cs="Times New Roman" w:eastAsia="Times New Roman" w:hAnsi="Times New Roman"/>
+          <w:b/>
+          <w:bCs/>
+          <w:sz w:val="21"/>
+          <w:szCs w:val="21"/>
+        </w:rPr>
+      </w:r>
+      <w:r>
+        <w:rPr>
+          <w:rFonts w:ascii="Times New Roman" w:cs="Times New Roman" w:eastAsia="Times New Roman" w:hAnsi="Times New Roman"/>
+          <w:sz w:val="21"/>
+          <w:szCs w:val="21"/>
+        </w:rPr>
+      </w:r>
+      <w:r>
+        <w:rPr>
+          <w:rFonts w:ascii="Times New Roman" w:cs="Times New Roman" w:eastAsia="Times New Roman" w:hAnsi="Times New Roman"/>
+          <w:b/>
+          <w:bCs/>
+          <w:sz w:val="21"/>
+          <w:szCs w:val="21"/>
+        </w:rPr>
+      </w:r>
+      <w:r>
+        <w:rPr>
+          <w:rFonts w:ascii="Times New Roman" w:cs="Times New Roman" w:eastAsia="Times New Roman" w:hAnsi="Times New Roman"/>
+          <w:sz w:val="21"/>
+          <w:szCs w:val="21"/>
+        </w:rPr>
+      </w:r>
+      <w:r>
+        <w:rPr>
+          <w:rFonts w:ascii="Times New Roman" w:cs="Times New Roman" w:eastAsia="Times New Roman" w:hAnsi="Times New Roman"/>
+          <w:b/>
+          <w:bCs/>
+          <w:sz w:val="21"/>
+          <w:szCs w:val="21"/>
+        </w:rPr>
+      </w:r>
+      <w:r>
+        <w:rPr>
+          <w:rFonts w:ascii="Times New Roman" w:cs="Times New Roman" w:eastAsia="Times New Roman" w:hAnsi="Times New Roman"/>
+          <w:sz w:val="21"/>
+          <w:szCs w:val="21"/>
+        </w:rPr>
+      </w:r>
+      <w:r>
+        <w:rPr>
+          <w:rFonts w:ascii="Times New Roman" w:cs="Times New Roman" w:eastAsia="Times New Roman" w:hAnsi="Times New Roman"/>
+          <w:b/>
+          <w:bCs/>
+          <w:sz w:val="21"/>
+          <w:szCs w:val="21"/>
+        </w:rPr>
+      </w:r>
+      <w:r>
+        <w:rPr>
+          <w:rFonts w:ascii="Times New Roman" w:cs="Times New Roman" w:eastAsia="Times New Roman" w:hAnsi="Times New Roman"/>
+          <w:sz w:val="21"/>
+          <w:szCs w:val="21"/>
+        </w:rPr>
       </w:r>
     </w:p>
     <w:p>
@@ -4047,25 +4013,23 @@
           <w:sz w:val="21"/>
           <w:szCs w:val="21"/>
         </w:rPr>
-        <w:t xml:space="preserve">50. </w:t>
-      </w:r>
-      <w:r>
-        <w:rPr>
-          <w:rFonts w:ascii="Times New Roman" w:cs="Times New Roman" w:eastAsia="Times New Roman" w:hAnsi="Times New Roman"/>
-          <w:b/>
-          <w:bCs/>
-          <w:sz w:val="21"/>
-          <w:szCs w:val="21"/>
-        </w:rPr>
-        <w:t>Bairamov</w:t>
-      </w:r>
-      <w:r>
-        <w:rPr>
-          <w:rFonts w:ascii="Times New Roman" w:cs="Times New Roman" w:eastAsia="Times New Roman" w:hAnsi="Times New Roman"/>
-          <w:sz w:val="21"/>
-          <w:szCs w:val="21"/>
-        </w:rPr>
-        <w:t xml:space="preserve"> I.G., Ahsanullah M. and Akhundov I. (2002) A residual life function of a system having parallel or series structure. J. Statist. Theor. Appl. , Vol 1, No 2.</w:t>
+        <w:t>50. Bairamov I.G., Ahsanullah M. and Akhundov I. (2002) A residual life function of a system having parallel or series structure. J. Statist. Theor. Appl., Vol 1, No 2.</w:t>
+      </w:r>
+      <w:r>
+        <w:rPr>
+          <w:rFonts w:ascii="Times New Roman" w:cs="Times New Roman" w:eastAsia="Times New Roman" w:hAnsi="Times New Roman"/>
+          <w:b/>
+          <w:bCs/>
+          <w:sz w:val="21"/>
+          <w:szCs w:val="21"/>
+        </w:rPr>
+      </w:r>
+      <w:r>
+        <w:rPr>
+          <w:rFonts w:ascii="Times New Roman" w:cs="Times New Roman" w:eastAsia="Times New Roman" w:hAnsi="Times New Roman"/>
+          <w:sz w:val="21"/>
+          <w:szCs w:val="21"/>
+        </w:rPr>
       </w:r>
     </w:p>
     <w:p>
@@ -4109,74 +4073,68 @@
           <w:sz w:val="21"/>
           <w:szCs w:val="21"/>
         </w:rPr>
-        <w:t xml:space="preserve">52. </w:t>
-      </w:r>
-      <w:r>
-        <w:rPr>
-          <w:rFonts w:ascii="Times New Roman" w:cs="Times New Roman" w:eastAsia="Times New Roman" w:hAnsi="Times New Roman"/>
-          <w:b/>
-          <w:bCs/>
-          <w:sz w:val="21"/>
-          <w:szCs w:val="21"/>
-        </w:rPr>
-        <w:t>Bairamov</w:t>
-      </w:r>
-      <w:r>
-        <w:rPr>
-          <w:rFonts w:ascii="Times New Roman" w:cs="Times New Roman" w:eastAsia="Times New Roman" w:hAnsi="Times New Roman"/>
-          <w:sz w:val="21"/>
-          <w:szCs w:val="21"/>
-        </w:rPr>
-        <w:t xml:space="preserve"> I.G. , Gebizlioglu O.L. and Kaya M.F. (2001) Asymptotic Distributions of Statistics Based on Order Statistics and Record Values and Invariant Confidence Intervals. In ''Asymptotic Methods in Probability and Statistics with Applications'' ( Eds. N. Balakrishnan, I.A. Ibragimov, V.B. Nevzorov). P. 309-320. Birkhauser Boston. Lai C.D., Xie M. and </w:t>
-      </w:r>
-      <w:r>
-        <w:rPr>
-          <w:rFonts w:ascii="Times New Roman" w:cs="Times New Roman" w:eastAsia="Times New Roman" w:hAnsi="Times New Roman"/>
-          <w:b/>
-          <w:bCs/>
-          <w:sz w:val="21"/>
-          <w:szCs w:val="21"/>
-        </w:rPr>
-        <w:t>Bairamov</w:t>
-      </w:r>
-      <w:r>
-        <w:rPr>
-          <w:rFonts w:ascii="Times New Roman" w:cs="Times New Roman" w:eastAsia="Times New Roman" w:hAnsi="Times New Roman"/>
-          <w:sz w:val="21"/>
-          <w:szCs w:val="21"/>
-        </w:rPr>
-        <w:t xml:space="preserve"> I.G. (2001) Dependence and Ageing Properties of Bivariate Lomax Distribution. In System and Bayesian Reliability. (Essays in Honor of Professor Richard E. Barlow on His 70 th Birthday. Eds. Yu. Hayakava, T. Irony and M. Xie)</w:t>
-      </w:r>
-    </w:p>
-    <w:p>
-      <w:pPr>
-        <w:spacing w:after="80"/>
-      </w:pPr>
-      <w:r>
-        <w:rPr>
-          <w:rFonts w:ascii="Times New Roman" w:cs="Times New Roman" w:eastAsia="Times New Roman" w:hAnsi="Times New Roman"/>
-          <w:sz w:val="21"/>
-          <w:szCs w:val="21"/>
-        </w:rPr>
-        <w:t xml:space="preserve">53. </w:t>
-      </w:r>
-      <w:r>
-        <w:rPr>
-          <w:rFonts w:ascii="Times New Roman" w:cs="Times New Roman" w:eastAsia="Times New Roman" w:hAnsi="Times New Roman"/>
-          <w:b/>
-          <w:bCs/>
-          <w:sz w:val="21"/>
-          <w:szCs w:val="21"/>
-        </w:rPr>
-        <w:t>Bairamov</w:t>
-      </w:r>
-      <w:r>
-        <w:rPr>
-          <w:rFonts w:ascii="Times New Roman" w:cs="Times New Roman" w:eastAsia="Times New Roman" w:hAnsi="Times New Roman"/>
-          <w:sz w:val="21"/>
-          <w:szCs w:val="21"/>
-        </w:rPr>
-        <w:t xml:space="preserve"> I.G. , Kotz S. and Gebizlioglu O.L. (2001) On a generalization of FGM and Sarmanov class of distributions. South African Statistical Journal. 35, 205-224</w:t>
+        <w:t>52. Bairamov I.G., Gebizlioglu O.L. and Kaya M.F. (2001) Asymptotic Distributions of Statistics Based on Order Statistics and Record Values and Invariant Confidence Intervals. In ''Asymptotic Methods in Probability and Statistics with Applications'' (Eds. N. Balakrishnan, I.A. Ibragimov, V.B. Nevzorov). P. 309-320. Birkhauser Boston. Lai C.D., Xie M. and Bairamov I.G. (2001) Dependence and Ageing Properties of Bivariate Lomax Distribution. In System and Bayesian Reliability. (Essays in Honor of Professor Richard E. Barlow on His 70 th Birthday. Eds. Yu. Hayakava, T. Irony and M. Xie)</w:t>
+      </w:r>
+      <w:r>
+        <w:rPr>
+          <w:rFonts w:ascii="Times New Roman" w:cs="Times New Roman" w:eastAsia="Times New Roman" w:hAnsi="Times New Roman"/>
+          <w:b/>
+          <w:bCs/>
+          <w:sz w:val="21"/>
+          <w:szCs w:val="21"/>
+        </w:rPr>
+      </w:r>
+      <w:r>
+        <w:rPr>
+          <w:rFonts w:ascii="Times New Roman" w:cs="Times New Roman" w:eastAsia="Times New Roman" w:hAnsi="Times New Roman"/>
+          <w:sz w:val="21"/>
+          <w:szCs w:val="21"/>
+        </w:rPr>
+      </w:r>
+      <w:r>
+        <w:rPr>
+          <w:rFonts w:ascii="Times New Roman" w:cs="Times New Roman" w:eastAsia="Times New Roman" w:hAnsi="Times New Roman"/>
+          <w:b/>
+          <w:bCs/>
+          <w:sz w:val="21"/>
+          <w:szCs w:val="21"/>
+        </w:rPr>
+      </w:r>
+      <w:r>
+        <w:rPr>
+          <w:rFonts w:ascii="Times New Roman" w:cs="Times New Roman" w:eastAsia="Times New Roman" w:hAnsi="Times New Roman"/>
+          <w:sz w:val="21"/>
+          <w:szCs w:val="21"/>
+        </w:rPr>
+      </w:r>
+    </w:p>
+    <w:p>
+      <w:pPr>
+        <w:spacing w:after="80"/>
+      </w:pPr>
+      <w:r>
+        <w:rPr>
+          <w:rFonts w:ascii="Times New Roman" w:cs="Times New Roman" w:eastAsia="Times New Roman" w:hAnsi="Times New Roman"/>
+          <w:sz w:val="21"/>
+          <w:szCs w:val="21"/>
+        </w:rPr>
+        <w:t>53. Bairamov I.G., Kotz S. and Gebizlioglu O.L. (2001) On a generalization of FGM and Sarmanov class of distributions. South African Statistical Journal. 35, 205-224</w:t>
+      </w:r>
+      <w:r>
+        <w:rPr>
+          <w:rFonts w:ascii="Times New Roman" w:cs="Times New Roman" w:eastAsia="Times New Roman" w:hAnsi="Times New Roman"/>
+          <w:b/>
+          <w:bCs/>
+          <w:sz w:val="21"/>
+          <w:szCs w:val="21"/>
+        </w:rPr>
+      </w:r>
+      <w:r>
+        <w:rPr>
+          <w:rFonts w:ascii="Times New Roman" w:cs="Times New Roman" w:eastAsia="Times New Roman" w:hAnsi="Times New Roman"/>
+          <w:sz w:val="21"/>
+          <w:szCs w:val="21"/>
+        </w:rPr>
       </w:r>
     </w:p>
     <w:p>
@@ -4220,25 +4178,23 @@
           <w:sz w:val="21"/>
           <w:szCs w:val="21"/>
         </w:rPr>
-        <w:t xml:space="preserve">55. </w:t>
-      </w:r>
-      <w:r>
-        <w:rPr>
-          <w:rFonts w:ascii="Times New Roman" w:cs="Times New Roman" w:eastAsia="Times New Roman" w:hAnsi="Times New Roman"/>
-          <w:b/>
-          <w:bCs/>
-          <w:sz w:val="21"/>
-          <w:szCs w:val="21"/>
-        </w:rPr>
-        <w:t>Bairamov</w:t>
-      </w:r>
-      <w:r>
-        <w:rPr>
-          <w:rFonts w:ascii="Times New Roman" w:cs="Times New Roman" w:eastAsia="Times New Roman" w:hAnsi="Times New Roman"/>
-          <w:sz w:val="21"/>
-          <w:szCs w:val="21"/>
-        </w:rPr>
-        <w:t xml:space="preserve"> I.G. , Kotz s. and Bekci M. (2000) New generalized Farlie-Gumbel-Morgenstern distributions and concomitants of order statistics. Journal of Applied Statistics. Vol. 28, No. 5, 521-536. CARFAX PUBLISHING, UK.</w:t>
+        <w:t>55. Bairamov I.G., Kotz s. and Bekci M. (2000) New generalized Farlie-Gumbel-Morgenstern distributions and concomitants of order statistics. Journal of Applied Statistics. Vol. 28, No. 5, 521-536. CARFAX PUBLISHING, UK.</w:t>
+      </w:r>
+      <w:r>
+        <w:rPr>
+          <w:rFonts w:ascii="Times New Roman" w:cs="Times New Roman" w:eastAsia="Times New Roman" w:hAnsi="Times New Roman"/>
+          <w:b/>
+          <w:bCs/>
+          <w:sz w:val="21"/>
+          <w:szCs w:val="21"/>
+        </w:rPr>
+      </w:r>
+      <w:r>
+        <w:rPr>
+          <w:rFonts w:ascii="Times New Roman" w:cs="Times New Roman" w:eastAsia="Times New Roman" w:hAnsi="Times New Roman"/>
+          <w:sz w:val="21"/>
+          <w:szCs w:val="21"/>
+        </w:rPr>
       </w:r>
     </w:p>
     <w:p>
@@ -4703,25 +4659,23 @@
           <w:sz w:val="21"/>
           <w:szCs w:val="21"/>
         </w:rPr>
-        <w:t xml:space="preserve">70. </w:t>
-      </w:r>
-      <w:r>
-        <w:rPr>
-          <w:rFonts w:ascii="Times New Roman" w:cs="Times New Roman" w:eastAsia="Times New Roman" w:hAnsi="Times New Roman"/>
-          <w:b/>
-          <w:bCs/>
-          <w:sz w:val="21"/>
-          <w:szCs w:val="21"/>
-        </w:rPr>
-        <w:t>Bairamov</w:t>
-      </w:r>
-      <w:r>
-        <w:rPr>
-          <w:rFonts w:ascii="Times New Roman" w:cs="Times New Roman" w:eastAsia="Times New Roman" w:hAnsi="Times New Roman"/>
-          <w:sz w:val="21"/>
-          <w:szCs w:val="21"/>
-        </w:rPr>
-        <w:t xml:space="preserve"> I.G. (1997) Some distribution free properties of statistics based on record values and characterizations of distributions through a record. Journal of Applied Statistical Science. Vol 5. No 1, pp. 17-25. Nova Science Publisher, USA .</w:t>
+        <w:t>70. Bairamov I.G. (1997) Some distribution free properties of statistics based on record values and characterizations of distributions through a record. Journal of Applied Statistical Science. Vol 5. No 1, pp. 17-25. Nova Science Publisher, USA.</w:t>
+      </w:r>
+      <w:r>
+        <w:rPr>
+          <w:rFonts w:ascii="Times New Roman" w:cs="Times New Roman" w:eastAsia="Times New Roman" w:hAnsi="Times New Roman"/>
+          <w:b/>
+          <w:bCs/>
+          <w:sz w:val="21"/>
+          <w:szCs w:val="21"/>
+        </w:rPr>
+      </w:r>
+      <w:r>
+        <w:rPr>
+          <w:rFonts w:ascii="Times New Roman" w:cs="Times New Roman" w:eastAsia="Times New Roman" w:hAnsi="Times New Roman"/>
+          <w:sz w:val="21"/>
+          <w:szCs w:val="21"/>
+        </w:rPr>
       </w:r>
     </w:p>
     <w:p>
@@ -4827,25 +4781,23 @@
           <w:sz w:val="21"/>
           <w:szCs w:val="21"/>
         </w:rPr>
-        <w:t xml:space="preserve">74. </w:t>
-      </w:r>
-      <w:r>
-        <w:rPr>
-          <w:rFonts w:ascii="Times New Roman" w:cs="Times New Roman" w:eastAsia="Times New Roman" w:hAnsi="Times New Roman"/>
-          <w:b/>
-          <w:bCs/>
-          <w:sz w:val="21"/>
-          <w:szCs w:val="21"/>
-        </w:rPr>
-        <w:t>Bairamov</w:t>
-      </w:r>
-      <w:r>
-        <w:rPr>
-          <w:rFonts w:ascii="Times New Roman" w:cs="Times New Roman" w:eastAsia="Times New Roman" w:hAnsi="Times New Roman"/>
-          <w:sz w:val="21"/>
-          <w:szCs w:val="21"/>
-        </w:rPr>
-        <w:t xml:space="preserve"> I.G. and Guseynov P.M. (1992) On the problem of classification of observations on the basis of samples of brightnesses of the homogenous natural formations. J.Soobsheniya NPO Kosmicheskih issledovaniy. N 6. Baku-1990 .P.41-44. (in russian)</w:t>
+        <w:t>74. Bairamov I.G. and Guseynov P.M. (1992) On the problem of classification of observations on the basis of samples of brightnesses of the homogenous natural formations. J.Soobsheniya NPO Kosmicheskih issledovaniy. N 6. Baku-1990.P.41-44. (in russian)</w:t>
+      </w:r>
+      <w:r>
+        <w:rPr>
+          <w:rFonts w:ascii="Times New Roman" w:cs="Times New Roman" w:eastAsia="Times New Roman" w:hAnsi="Times New Roman"/>
+          <w:b/>
+          <w:bCs/>
+          <w:sz w:val="21"/>
+          <w:szCs w:val="21"/>
+        </w:rPr>
+      </w:r>
+      <w:r>
+        <w:rPr>
+          <w:rFonts w:ascii="Times New Roman" w:cs="Times New Roman" w:eastAsia="Times New Roman" w:hAnsi="Times New Roman"/>
+          <w:sz w:val="21"/>
+          <w:szCs w:val="21"/>
+        </w:rPr>
       </w:r>
     </w:p>
     <w:p>
@@ -4920,25 +4872,23 @@
           <w:sz w:val="21"/>
           <w:szCs w:val="21"/>
         </w:rPr>
-        <w:t xml:space="preserve">77. </w:t>
-      </w:r>
-      <w:r>
-        <w:rPr>
-          <w:rFonts w:ascii="Times New Roman" w:cs="Times New Roman" w:eastAsia="Times New Roman" w:hAnsi="Times New Roman"/>
-          <w:b/>
-          <w:bCs/>
-          <w:sz w:val="21"/>
-          <w:szCs w:val="21"/>
-        </w:rPr>
-        <w:t>Bairamov</w:t>
-      </w:r>
-      <w:r>
-        <w:rPr>
-          <w:rFonts w:ascii="Times New Roman" w:cs="Times New Roman" w:eastAsia="Times New Roman" w:hAnsi="Times New Roman"/>
-          <w:sz w:val="21"/>
-          <w:szCs w:val="21"/>
-        </w:rPr>
-        <w:t xml:space="preserve"> I.G. (1990) Testing of statistical hypothesis with the help of statistical criteria based on training samples. Transactions of Academy of Sciences of Azerbaijan. Series of Physical-Technical and Mathematical Sciences. Vol. 11, No 1-2 , p. 151-156.</w:t>
+        <w:t>77. Bairamov I.G. (1990) Testing of statistical hypothesis with the help of statistical criteria based on training samples. Transactions of Academy of Sciences of Azerbaijan. Series of Physical-Technical and Mathematical Sciences. Vol. 11, No 1-2, p. 151-156.</w:t>
+      </w:r>
+      <w:r>
+        <w:rPr>
+          <w:rFonts w:ascii="Times New Roman" w:cs="Times New Roman" w:eastAsia="Times New Roman" w:hAnsi="Times New Roman"/>
+          <w:b/>
+          <w:bCs/>
+          <w:sz w:val="21"/>
+          <w:szCs w:val="21"/>
+        </w:rPr>
+      </w:r>
+      <w:r>
+        <w:rPr>
+          <w:rFonts w:ascii="Times New Roman" w:cs="Times New Roman" w:eastAsia="Times New Roman" w:hAnsi="Times New Roman"/>
+          <w:sz w:val="21"/>
+          <w:szCs w:val="21"/>
+        </w:rPr>
       </w:r>
     </w:p>
     <w:p>
@@ -5466,7 +5416,7 @@
                 <w:sz w:val="21"/>
                 <w:szCs w:val="21"/>
               </w:rPr>
-              <w:t>The CV lists courses taught in 1989–2024</w:t>
+              <w:t>Taught courses in 1989–2024</w:t>
             </w:r>
           </w:p>
         </w:tc>
